--- a/doc/Relatorio_Aerocode_AV2.docx
+++ b/doc/Relatorio_Aerocode_AV2.docx
@@ -409,7 +409,7 @@
         </w:pBdr>
       </w:pPr>
       <w:bookmarkStart w:id="0" w:name="_Toc229003665"/>
-      <w:bookmarkStart w:id="1" w:name="_Toc229080323"/>
+      <w:bookmarkStart w:id="1" w:name="_Toc229084953"/>
       <w:r>
         <w:lastRenderedPageBreak/>
         <w:t>SUMÁRIO</w:t>
@@ -466,7 +466,7 @@
             </w:rPr>
             <w:fldChar w:fldCharType="separate"/>
           </w:r>
-          <w:hyperlink w:anchor="_Toc229080323" w:history="1">
+          <w:hyperlink w:anchor="_Toc229084953" w:history="1">
             <w:r>
               <w:rPr>
                 <w:rStyle w:val="Hyperlink"/>
@@ -493,7 +493,7 @@
                 <w:noProof/>
                 <w:webHidden/>
               </w:rPr>
-              <w:instrText xml:space="preserve"> PAGEREF _Toc229080323 \h </w:instrText>
+              <w:instrText xml:space="preserve"> PAGEREF _Toc229084953 \h </w:instrText>
             </w:r>
             <w:r>
               <w:rPr>
@@ -537,7 +537,7 @@
               <w:szCs w:val="22"/>
             </w:rPr>
           </w:pPr>
-          <w:hyperlink w:anchor="_Toc229080324" w:history="1">
+          <w:hyperlink w:anchor="_Toc229084954" w:history="1">
             <w:r>
               <w:rPr>
                 <w:rStyle w:val="Hyperlink"/>
@@ -564,7 +564,7 @@
                 <w:noProof/>
                 <w:webHidden/>
               </w:rPr>
-              <w:instrText xml:space="preserve"> PAGEREF _Toc229080324 \h </w:instrText>
+              <w:instrText xml:space="preserve"> PAGEREF _Toc229084954 \h </w:instrText>
             </w:r>
             <w:r>
               <w:rPr>
@@ -584,7 +584,7 @@
                 <w:noProof/>
                 <w:webHidden/>
               </w:rPr>
-              <w:t>- 2 -</w:t>
+              <w:t>- 3 -</w:t>
             </w:r>
             <w:r>
               <w:rPr>
@@ -608,7 +608,7 @@
               <w:szCs w:val="22"/>
             </w:rPr>
           </w:pPr>
-          <w:hyperlink w:anchor="_Toc229080325" w:history="1">
+          <w:hyperlink w:anchor="_Toc229084955" w:history="1">
             <w:r>
               <w:rPr>
                 <w:rStyle w:val="Hyperlink"/>
@@ -635,7 +635,7 @@
                 <w:noProof/>
                 <w:webHidden/>
               </w:rPr>
-              <w:instrText xml:space="preserve"> PAGEREF _Toc229080325 \h </w:instrText>
+              <w:instrText xml:space="preserve"> PAGEREF _Toc229084955 \h </w:instrText>
             </w:r>
             <w:r>
               <w:rPr>
@@ -655,7 +655,7 @@
                 <w:noProof/>
                 <w:webHidden/>
               </w:rPr>
-              <w:t>- 2 -</w:t>
+              <w:t>- 3 -</w:t>
             </w:r>
             <w:r>
               <w:rPr>
@@ -679,7 +679,7 @@
               <w:szCs w:val="22"/>
             </w:rPr>
           </w:pPr>
-          <w:hyperlink w:anchor="_Toc229080326" w:history="1">
+          <w:hyperlink w:anchor="_Toc229084956" w:history="1">
             <w:r>
               <w:rPr>
                 <w:rStyle w:val="Hyperlink"/>
@@ -706,7 +706,7 @@
                 <w:noProof/>
                 <w:webHidden/>
               </w:rPr>
-              <w:instrText xml:space="preserve"> PAGEREF _Toc229080326 \h </w:instrText>
+              <w:instrText xml:space="preserve"> PAGEREF _Toc229084956 \h </w:instrText>
             </w:r>
             <w:r>
               <w:rPr>
@@ -726,7 +726,7 @@
                 <w:noProof/>
                 <w:webHidden/>
               </w:rPr>
-              <w:t>- 2 -</w:t>
+              <w:t>- 3 -</w:t>
             </w:r>
             <w:r>
               <w:rPr>
@@ -750,7 +750,7 @@
               <w:szCs w:val="22"/>
             </w:rPr>
           </w:pPr>
-          <w:hyperlink w:anchor="_Toc229080327" w:history="1">
+          <w:hyperlink w:anchor="_Toc229084957" w:history="1">
             <w:r>
               <w:rPr>
                 <w:rStyle w:val="Hyperlink"/>
@@ -777,7 +777,7 @@
                 <w:noProof/>
                 <w:webHidden/>
               </w:rPr>
-              <w:instrText xml:space="preserve"> PAGEREF _Toc229080327 \h </w:instrText>
+              <w:instrText xml:space="preserve"> PAGEREF _Toc229084957 \h </w:instrText>
             </w:r>
             <w:r>
               <w:rPr>
@@ -797,7 +797,7 @@
                 <w:noProof/>
                 <w:webHidden/>
               </w:rPr>
-              <w:t>- 3 -</w:t>
+              <w:t>- 4 -</w:t>
             </w:r>
             <w:r>
               <w:rPr>
@@ -818,7 +818,7 @@
               <w:szCs w:val="22"/>
             </w:rPr>
           </w:pPr>
-          <w:hyperlink w:anchor="_Toc229080328" w:history="1">
+          <w:hyperlink w:anchor="_Toc229084958" w:history="1">
             <w:r>
               <w:rPr>
                 <w:rStyle w:val="Hyperlink"/>
@@ -845,7 +845,7 @@
                 <w:noProof/>
                 <w:webHidden/>
               </w:rPr>
-              <w:instrText xml:space="preserve"> PAGEREF _Toc229080328 \h </w:instrText>
+              <w:instrText xml:space="preserve"> PAGEREF _Toc229084958 \h </w:instrText>
             </w:r>
             <w:r>
               <w:rPr>
@@ -865,7 +865,7 @@
                 <w:noProof/>
                 <w:webHidden/>
               </w:rPr>
-              <w:t>- 3 -</w:t>
+              <w:t>- 4 -</w:t>
             </w:r>
             <w:r>
               <w:rPr>
@@ -886,7 +886,7 @@
               <w:szCs w:val="22"/>
             </w:rPr>
           </w:pPr>
-          <w:hyperlink w:anchor="_Toc229080329" w:history="1">
+          <w:hyperlink w:anchor="_Toc229084959" w:history="1">
             <w:r>
               <w:rPr>
                 <w:rStyle w:val="Hyperlink"/>
@@ -913,7 +913,7 @@
                 <w:noProof/>
                 <w:webHidden/>
               </w:rPr>
-              <w:instrText xml:space="preserve"> PAGEREF _Toc229080329 \h </w:instrText>
+              <w:instrText xml:space="preserve"> PAGEREF _Toc229084959 \h </w:instrText>
             </w:r>
             <w:r>
               <w:rPr>
@@ -933,7 +933,7 @@
                 <w:noProof/>
                 <w:webHidden/>
               </w:rPr>
-              <w:t>- 3 -</w:t>
+              <w:t>- 4 -</w:t>
             </w:r>
             <w:r>
               <w:rPr>
@@ -954,7 +954,7 @@
               <w:szCs w:val="22"/>
             </w:rPr>
           </w:pPr>
-          <w:hyperlink w:anchor="_Toc229080330" w:history="1">
+          <w:hyperlink w:anchor="_Toc229084960" w:history="1">
             <w:r>
               <w:rPr>
                 <w:rStyle w:val="Hyperlink"/>
@@ -981,7 +981,7 @@
                 <w:noProof/>
                 <w:webHidden/>
               </w:rPr>
-              <w:instrText xml:space="preserve"> PAGEREF _Toc229080330 \h </w:instrText>
+              <w:instrText xml:space="preserve"> PAGEREF _Toc229084960 \h </w:instrText>
             </w:r>
             <w:r>
               <w:rPr>
@@ -1001,7 +1001,7 @@
                 <w:noProof/>
                 <w:webHidden/>
               </w:rPr>
-              <w:t>- 3 -</w:t>
+              <w:t>- 4 -</w:t>
             </w:r>
             <w:r>
               <w:rPr>
@@ -1025,7 +1025,7 @@
               <w:szCs w:val="22"/>
             </w:rPr>
           </w:pPr>
-          <w:hyperlink w:anchor="_Toc229080331" w:history="1">
+          <w:hyperlink w:anchor="_Toc229084961" w:history="1">
             <w:r>
               <w:rPr>
                 <w:rStyle w:val="Hyperlink"/>
@@ -1052,7 +1052,7 @@
                 <w:noProof/>
                 <w:webHidden/>
               </w:rPr>
-              <w:instrText xml:space="preserve"> PAGEREF _Toc229080331 \h </w:instrText>
+              <w:instrText xml:space="preserve"> PAGEREF _Toc229084961 \h </w:instrText>
             </w:r>
             <w:r>
               <w:rPr>
@@ -1096,7 +1096,7 @@
               <w:szCs w:val="22"/>
             </w:rPr>
           </w:pPr>
-          <w:hyperlink w:anchor="_Toc229080332" w:history="1">
+          <w:hyperlink w:anchor="_Toc229084962" w:history="1">
             <w:r>
               <w:rPr>
                 <w:rStyle w:val="Hyperlink"/>
@@ -1123,7 +1123,7 @@
                 <w:noProof/>
                 <w:webHidden/>
               </w:rPr>
-              <w:instrText xml:space="preserve"> PAGEREF _Toc229080332 \h </w:instrText>
+              <w:instrText xml:space="preserve"> PAGEREF _Toc229084962 \h </w:instrText>
             </w:r>
             <w:r>
               <w:rPr>
@@ -1167,7 +1167,7 @@
               <w:szCs w:val="22"/>
             </w:rPr>
           </w:pPr>
-          <w:hyperlink w:anchor="_Toc229080333" w:history="1">
+          <w:hyperlink w:anchor="_Toc229084963" w:history="1">
             <w:r>
               <w:rPr>
                 <w:rStyle w:val="Hyperlink"/>
@@ -1194,7 +1194,7 @@
                 <w:noProof/>
                 <w:webHidden/>
               </w:rPr>
-              <w:instrText xml:space="preserve"> PAGEREF _Toc229080333 \h </w:instrText>
+              <w:instrText xml:space="preserve"> PAGEREF _Toc229084963 \h </w:instrText>
             </w:r>
             <w:r>
               <w:rPr>
@@ -1235,7 +1235,7 @@
               <w:szCs w:val="22"/>
             </w:rPr>
           </w:pPr>
-          <w:hyperlink w:anchor="_Toc229080334" w:history="1">
+          <w:hyperlink w:anchor="_Toc229084964" w:history="1">
             <w:r>
               <w:rPr>
                 <w:rStyle w:val="Hyperlink"/>
@@ -1262,7 +1262,7 @@
                 <w:noProof/>
                 <w:webHidden/>
               </w:rPr>
-              <w:instrText xml:space="preserve"> PAGEREF _Toc229080334 \h </w:instrText>
+              <w:instrText xml:space="preserve"> PAGEREF _Toc229084964 \h </w:instrText>
             </w:r>
             <w:r>
               <w:rPr>
@@ -1303,7 +1303,7 @@
               <w:szCs w:val="22"/>
             </w:rPr>
           </w:pPr>
-          <w:hyperlink w:anchor="_Toc229080335" w:history="1">
+          <w:hyperlink w:anchor="_Toc229084965" w:history="1">
             <w:r>
               <w:rPr>
                 <w:rStyle w:val="Hyperlink"/>
@@ -1330,7 +1330,7 @@
                 <w:noProof/>
                 <w:webHidden/>
               </w:rPr>
-              <w:instrText xml:space="preserve"> PAGEREF _Toc229080335 \h </w:instrText>
+              <w:instrText xml:space="preserve"> PAGEREF _Toc229084965 \h </w:instrText>
             </w:r>
             <w:r>
               <w:rPr>
@@ -1371,7 +1371,7 @@
               <w:szCs w:val="22"/>
             </w:rPr>
           </w:pPr>
-          <w:hyperlink w:anchor="_Toc229080336" w:history="1">
+          <w:hyperlink w:anchor="_Toc229084966" w:history="1">
             <w:r>
               <w:rPr>
                 <w:rStyle w:val="Hyperlink"/>
@@ -1398,7 +1398,7 @@
                 <w:noProof/>
                 <w:webHidden/>
               </w:rPr>
-              <w:instrText xml:space="preserve"> PAGEREF _Toc229080336 \h </w:instrText>
+              <w:instrText xml:space="preserve"> PAGEREF _Toc229084966 \h </w:instrText>
             </w:r>
             <w:r>
               <w:rPr>
@@ -1418,7 +1418,7 @@
                 <w:noProof/>
                 <w:webHidden/>
               </w:rPr>
-              <w:t>- 7 -</w:t>
+              <w:t>- 8 -</w:t>
             </w:r>
             <w:r>
               <w:rPr>
@@ -1439,7 +1439,7 @@
               <w:szCs w:val="22"/>
             </w:rPr>
           </w:pPr>
-          <w:hyperlink w:anchor="_Toc229080337" w:history="1">
+          <w:hyperlink w:anchor="_Toc229084967" w:history="1">
             <w:r>
               <w:rPr>
                 <w:rStyle w:val="Hyperlink"/>
@@ -1466,7 +1466,7 @@
                 <w:noProof/>
                 <w:webHidden/>
               </w:rPr>
-              <w:instrText xml:space="preserve"> PAGEREF _Toc229080337 \h </w:instrText>
+              <w:instrText xml:space="preserve"> PAGEREF _Toc229084967 \h </w:instrText>
             </w:r>
             <w:r>
               <w:rPr>
@@ -1486,7 +1486,7 @@
                 <w:noProof/>
                 <w:webHidden/>
               </w:rPr>
-              <w:t>- 7 -</w:t>
+              <w:t>- 8 -</w:t>
             </w:r>
             <w:r>
               <w:rPr>
@@ -1507,7 +1507,7 @@
               <w:szCs w:val="22"/>
             </w:rPr>
           </w:pPr>
-          <w:hyperlink w:anchor="_Toc229080338" w:history="1">
+          <w:hyperlink w:anchor="_Toc229084968" w:history="1">
             <w:r>
               <w:rPr>
                 <w:rStyle w:val="Hyperlink"/>
@@ -1534,7 +1534,7 @@
                 <w:noProof/>
                 <w:webHidden/>
               </w:rPr>
-              <w:instrText xml:space="preserve"> PAGEREF _Toc229080338 \h </w:instrText>
+              <w:instrText xml:space="preserve"> PAGEREF _Toc229084968 \h </w:instrText>
             </w:r>
             <w:r>
               <w:rPr>
@@ -1554,7 +1554,7 @@
                 <w:noProof/>
                 <w:webHidden/>
               </w:rPr>
-              <w:t>- 7 -</w:t>
+              <w:t>- 8 -</w:t>
             </w:r>
             <w:r>
               <w:rPr>
@@ -1575,7 +1575,7 @@
               <w:szCs w:val="22"/>
             </w:rPr>
           </w:pPr>
-          <w:hyperlink w:anchor="_Toc229080339" w:history="1">
+          <w:hyperlink w:anchor="_Toc229084969" w:history="1">
             <w:r>
               <w:rPr>
                 <w:rStyle w:val="Hyperlink"/>
@@ -1602,7 +1602,7 @@
                 <w:noProof/>
                 <w:webHidden/>
               </w:rPr>
-              <w:instrText xml:space="preserve"> PAGEREF _Toc229080339 \h </w:instrText>
+              <w:instrText xml:space="preserve"> PAGEREF _Toc229084969 \h </w:instrText>
             </w:r>
             <w:r>
               <w:rPr>
@@ -1622,7 +1622,7 @@
                 <w:noProof/>
                 <w:webHidden/>
               </w:rPr>
-              <w:t>- 8 -</w:t>
+              <w:t>- 9 -</w:t>
             </w:r>
             <w:r>
               <w:rPr>
@@ -1643,7 +1643,7 @@
               <w:szCs w:val="22"/>
             </w:rPr>
           </w:pPr>
-          <w:hyperlink w:anchor="_Toc229080340" w:history="1">
+          <w:hyperlink w:anchor="_Toc229084970" w:history="1">
             <w:r>
               <w:rPr>
                 <w:rStyle w:val="Hyperlink"/>
@@ -1670,7 +1670,7 @@
                 <w:noProof/>
                 <w:webHidden/>
               </w:rPr>
-              <w:instrText xml:space="preserve"> PAGEREF _Toc229080340 \h </w:instrText>
+              <w:instrText xml:space="preserve"> PAGEREF _Toc229084970 \h </w:instrText>
             </w:r>
             <w:r>
               <w:rPr>
@@ -1690,7 +1690,7 @@
                 <w:noProof/>
                 <w:webHidden/>
               </w:rPr>
-              <w:t>- 8 -</w:t>
+              <w:t>- 9 -</w:t>
             </w:r>
             <w:r>
               <w:rPr>
@@ -1711,7 +1711,7 @@
               <w:szCs w:val="22"/>
             </w:rPr>
           </w:pPr>
-          <w:hyperlink w:anchor="_Toc229080341" w:history="1">
+          <w:hyperlink w:anchor="_Toc229084971" w:history="1">
             <w:r>
               <w:rPr>
                 <w:rStyle w:val="Hyperlink"/>
@@ -1738,7 +1738,7 @@
                 <w:noProof/>
                 <w:webHidden/>
               </w:rPr>
-              <w:instrText xml:space="preserve"> PAGEREF _Toc229080341 \h </w:instrText>
+              <w:instrText xml:space="preserve"> PAGEREF _Toc229084971 \h </w:instrText>
             </w:r>
             <w:r>
               <w:rPr>
@@ -1758,7 +1758,7 @@
                 <w:noProof/>
                 <w:webHidden/>
               </w:rPr>
-              <w:t>- 8 -</w:t>
+              <w:t>- 9 -</w:t>
             </w:r>
             <w:r>
               <w:rPr>
@@ -1779,7 +1779,7 @@
               <w:szCs w:val="22"/>
             </w:rPr>
           </w:pPr>
-          <w:hyperlink w:anchor="_Toc229080342" w:history="1">
+          <w:hyperlink w:anchor="_Toc229084972" w:history="1">
             <w:r>
               <w:rPr>
                 <w:rStyle w:val="Hyperlink"/>
@@ -1806,7 +1806,7 @@
                 <w:noProof/>
                 <w:webHidden/>
               </w:rPr>
-              <w:instrText xml:space="preserve"> PAGEREF _Toc229080342 \h </w:instrText>
+              <w:instrText xml:space="preserve"> PAGEREF _Toc229084972 \h </w:instrText>
             </w:r>
             <w:r>
               <w:rPr>
@@ -1826,7 +1826,7 @@
                 <w:noProof/>
                 <w:webHidden/>
               </w:rPr>
-              <w:t>- 8 -</w:t>
+              <w:t>- 10 -</w:t>
             </w:r>
             <w:r>
               <w:rPr>
@@ -1847,7 +1847,7 @@
               <w:szCs w:val="22"/>
             </w:rPr>
           </w:pPr>
-          <w:hyperlink w:anchor="_Toc229080343" w:history="1">
+          <w:hyperlink w:anchor="_Toc229084973" w:history="1">
             <w:r>
               <w:rPr>
                 <w:rStyle w:val="Hyperlink"/>
@@ -1874,7 +1874,7 @@
                 <w:noProof/>
                 <w:webHidden/>
               </w:rPr>
-              <w:instrText xml:space="preserve"> PAGEREF _Toc229080343 \h </w:instrText>
+              <w:instrText xml:space="preserve"> PAGEREF _Toc229084973 \h </w:instrText>
             </w:r>
             <w:r>
               <w:rPr>
@@ -1894,7 +1894,7 @@
                 <w:noProof/>
                 <w:webHidden/>
               </w:rPr>
-              <w:t>- 8 -</w:t>
+              <w:t>- 10 -</w:t>
             </w:r>
             <w:r>
               <w:rPr>
@@ -1915,7 +1915,7 @@
               <w:szCs w:val="22"/>
             </w:rPr>
           </w:pPr>
-          <w:hyperlink w:anchor="_Toc229080344" w:history="1">
+          <w:hyperlink w:anchor="_Toc229084974" w:history="1">
             <w:r>
               <w:rPr>
                 <w:rStyle w:val="Hyperlink"/>
@@ -1942,7 +1942,7 @@
                 <w:noProof/>
                 <w:webHidden/>
               </w:rPr>
-              <w:instrText xml:space="preserve"> PAGEREF _Toc229080344 \h </w:instrText>
+              <w:instrText xml:space="preserve"> PAGEREF _Toc229084974 \h </w:instrText>
             </w:r>
             <w:r>
               <w:rPr>
@@ -1962,7 +1962,7 @@
                 <w:noProof/>
                 <w:webHidden/>
               </w:rPr>
-              <w:t>- 8 -</w:t>
+              <w:t>- 10 -</w:t>
             </w:r>
             <w:r>
               <w:rPr>
@@ -1983,7 +1983,7 @@
               <w:szCs w:val="22"/>
             </w:rPr>
           </w:pPr>
-          <w:hyperlink w:anchor="_Toc229080345" w:history="1">
+          <w:hyperlink w:anchor="_Toc229084976" w:history="1">
             <w:r>
               <w:rPr>
                 <w:rStyle w:val="Hyperlink"/>
@@ -2010,7 +2010,7 @@
                 <w:noProof/>
                 <w:webHidden/>
               </w:rPr>
-              <w:instrText xml:space="preserve"> PAGEREF _Toc229080345 \h </w:instrText>
+              <w:instrText xml:space="preserve"> PAGEREF _Toc229084976 \h </w:instrText>
             </w:r>
             <w:r>
               <w:rPr>
@@ -2030,7 +2030,7 @@
                 <w:noProof/>
                 <w:webHidden/>
               </w:rPr>
-              <w:t>- 9 -</w:t>
+              <w:t>- 11 -</w:t>
             </w:r>
             <w:r>
               <w:rPr>
@@ -2051,7 +2051,7 @@
               <w:szCs w:val="22"/>
             </w:rPr>
           </w:pPr>
-          <w:hyperlink w:anchor="_Toc229080346" w:history="1">
+          <w:hyperlink w:anchor="_Toc229084977" w:history="1">
             <w:r>
               <w:rPr>
                 <w:rStyle w:val="Hyperlink"/>
@@ -2078,7 +2078,7 @@
                 <w:noProof/>
                 <w:webHidden/>
               </w:rPr>
-              <w:instrText xml:space="preserve"> PAGEREF _Toc229080346 \h </w:instrText>
+              <w:instrText xml:space="preserve"> PAGEREF _Toc229084977 \h </w:instrText>
             </w:r>
             <w:r>
               <w:rPr>
@@ -2098,7 +2098,7 @@
                 <w:noProof/>
                 <w:webHidden/>
               </w:rPr>
-              <w:t>- 9 -</w:t>
+              <w:t>- 11 -</w:t>
             </w:r>
             <w:r>
               <w:rPr>
@@ -2119,7 +2119,7 @@
               <w:szCs w:val="22"/>
             </w:rPr>
           </w:pPr>
-          <w:hyperlink w:anchor="_Toc229080347" w:history="1">
+          <w:hyperlink w:anchor="_Toc229084978" w:history="1">
             <w:r>
               <w:rPr>
                 <w:rStyle w:val="Hyperlink"/>
@@ -2146,7 +2146,7 @@
                 <w:noProof/>
                 <w:webHidden/>
               </w:rPr>
-              <w:instrText xml:space="preserve"> PAGEREF _Toc229080347 \h </w:instrText>
+              <w:instrText xml:space="preserve"> PAGEREF _Toc229084978 \h </w:instrText>
             </w:r>
             <w:r>
               <w:rPr>
@@ -2166,7 +2166,7 @@
                 <w:noProof/>
                 <w:webHidden/>
               </w:rPr>
-              <w:t>- 9 -</w:t>
+              <w:t>- 11 -</w:t>
             </w:r>
             <w:r>
               <w:rPr>
@@ -2187,7 +2187,7 @@
               <w:szCs w:val="22"/>
             </w:rPr>
           </w:pPr>
-          <w:hyperlink w:anchor="_Toc229080348" w:history="1">
+          <w:hyperlink w:anchor="_Toc229084979" w:history="1">
             <w:r>
               <w:rPr>
                 <w:rStyle w:val="Hyperlink"/>
@@ -2214,7 +2214,7 @@
                 <w:noProof/>
                 <w:webHidden/>
               </w:rPr>
-              <w:instrText xml:space="preserve"> PAGEREF _Toc229080348 \h </w:instrText>
+              <w:instrText xml:space="preserve"> PAGEREF _Toc229084979 \h </w:instrText>
             </w:r>
             <w:r>
               <w:rPr>
@@ -2234,7 +2234,7 @@
                 <w:noProof/>
                 <w:webHidden/>
               </w:rPr>
-              <w:t>- 9 -</w:t>
+              <w:t>- 12 -</w:t>
             </w:r>
             <w:r>
               <w:rPr>
@@ -2255,7 +2255,7 @@
               <w:szCs w:val="22"/>
             </w:rPr>
           </w:pPr>
-          <w:hyperlink w:anchor="_Toc229080349" w:history="1">
+          <w:hyperlink w:anchor="_Toc229084980" w:history="1">
             <w:r>
               <w:rPr>
                 <w:rStyle w:val="Hyperlink"/>
@@ -2282,7 +2282,7 @@
                 <w:noProof/>
                 <w:webHidden/>
               </w:rPr>
-              <w:instrText xml:space="preserve"> PAGEREF _Toc229080349 \h </w:instrText>
+              <w:instrText xml:space="preserve"> PAGEREF _Toc229084980 \h </w:instrText>
             </w:r>
             <w:r>
               <w:rPr>
@@ -2302,7 +2302,7 @@
                 <w:noProof/>
                 <w:webHidden/>
               </w:rPr>
-              <w:t>- 9 -</w:t>
+              <w:t>- 12 -</w:t>
             </w:r>
             <w:r>
               <w:rPr>
@@ -2326,7 +2326,7 @@
               <w:szCs w:val="22"/>
             </w:rPr>
           </w:pPr>
-          <w:hyperlink w:anchor="_Toc229080350" w:history="1">
+          <w:hyperlink w:anchor="_Toc229084981" w:history="1">
             <w:r>
               <w:rPr>
                 <w:rStyle w:val="Hyperlink"/>
@@ -2353,7 +2353,7 @@
                 <w:noProof/>
                 <w:webHidden/>
               </w:rPr>
-              <w:instrText xml:space="preserve"> PAGEREF _Toc229080350 \h </w:instrText>
+              <w:instrText xml:space="preserve"> PAGEREF _Toc229084981 \h </w:instrText>
             </w:r>
             <w:r>
               <w:rPr>
@@ -2373,7 +2373,7 @@
                 <w:noProof/>
                 <w:webHidden/>
               </w:rPr>
-              <w:t>- 11 -</w:t>
+              <w:t>- 12 -</w:t>
             </w:r>
             <w:r>
               <w:rPr>
@@ -2399,6 +2399,8 @@
       <w:r>
         <w:br w:type="page"/>
       </w:r>
+      <w:bookmarkStart w:id="2" w:name="_GoBack"/>
+      <w:bookmarkEnd w:id="2"/>
     </w:p>
     <w:p>
       <w:pPr>
@@ -2408,12 +2410,12 @@
         </w:pBdr>
         <w:jc w:val="both"/>
       </w:pPr>
-      <w:bookmarkStart w:id="2" w:name="_Toc229080324"/>
+      <w:bookmarkStart w:id="3" w:name="_Toc229084954"/>
       <w:r>
         <w:lastRenderedPageBreak/>
         <w:t>1. Introdução</w:t>
       </w:r>
-      <w:bookmarkEnd w:id="2"/>
+      <w:bookmarkEnd w:id="3"/>
     </w:p>
     <w:p>
       <w:pPr>
@@ -2512,11 +2514,11 @@
         </w:pBdr>
         <w:jc w:val="both"/>
       </w:pPr>
-      <w:bookmarkStart w:id="3" w:name="_Toc229080325"/>
+      <w:bookmarkStart w:id="4" w:name="_Toc229084955"/>
       <w:r>
         <w:t>2. Objetivos do Projeto</w:t>
       </w:r>
-      <w:bookmarkEnd w:id="3"/>
+      <w:bookmarkEnd w:id="4"/>
     </w:p>
     <w:p>
       <w:pPr>
@@ -2641,11 +2643,11 @@
         </w:pBdr>
         <w:jc w:val="both"/>
       </w:pPr>
-      <w:bookmarkStart w:id="4" w:name="_Toc229080326"/>
+      <w:bookmarkStart w:id="5" w:name="_Toc229084956"/>
       <w:r>
         <w:t>3. Público-Alvo</w:t>
       </w:r>
-      <w:bookmarkEnd w:id="4"/>
+      <w:bookmarkEnd w:id="5"/>
     </w:p>
     <w:p>
       <w:pPr>
@@ -2720,23 +2722,23 @@
         </w:pBdr>
         <w:jc w:val="both"/>
       </w:pPr>
-      <w:bookmarkStart w:id="5" w:name="_Toc229080327"/>
+      <w:bookmarkStart w:id="6" w:name="_Toc229084957"/>
       <w:r>
         <w:lastRenderedPageBreak/>
         <w:t>4. Descrição de Requisitos</w:t>
       </w:r>
-      <w:bookmarkEnd w:id="5"/>
+      <w:bookmarkEnd w:id="6"/>
     </w:p>
     <w:p>
       <w:pPr>
         <w:pStyle w:val="Ttulo2"/>
         <w:jc w:val="both"/>
       </w:pPr>
-      <w:bookmarkStart w:id="6" w:name="_Toc229080328"/>
+      <w:bookmarkStart w:id="7" w:name="_Toc229084958"/>
       <w:r>
         <w:t>4.1 Entidades do Sistema</w:t>
       </w:r>
-      <w:bookmarkEnd w:id="6"/>
+      <w:bookmarkEnd w:id="7"/>
     </w:p>
     <w:p>
       <w:pPr>
@@ -3232,11 +3234,11 @@
         <w:pStyle w:val="Ttulo2"/>
         <w:jc w:val="both"/>
       </w:pPr>
-      <w:bookmarkStart w:id="7" w:name="_Toc229080329"/>
+      <w:bookmarkStart w:id="8" w:name="_Toc229084959"/>
       <w:r>
         <w:t>4.2 Regras de Negócio</w:t>
       </w:r>
-      <w:bookmarkEnd w:id="7"/>
+      <w:bookmarkEnd w:id="8"/>
     </w:p>
     <w:p>
       <w:pPr>
@@ -3327,11 +3329,11 @@
         <w:pStyle w:val="Ttulo2"/>
         <w:jc w:val="both"/>
       </w:pPr>
-      <w:bookmarkStart w:id="8" w:name="_Toc229080330"/>
+      <w:bookmarkStart w:id="9" w:name="_Toc229084960"/>
       <w:r>
         <w:t>4.3 Hierarquia de Acesso</w:t>
       </w:r>
-      <w:bookmarkEnd w:id="8"/>
+      <w:bookmarkEnd w:id="9"/>
     </w:p>
     <w:p>
       <w:pPr>
@@ -4537,12 +4539,12 @@
           <w:bottom w:val="single" w:sz="6" w:space="1" w:color="2E75B6"/>
         </w:pBdr>
       </w:pPr>
-      <w:bookmarkStart w:id="9" w:name="_Toc229080331"/>
+      <w:bookmarkStart w:id="10" w:name="_Toc229084961"/>
       <w:r>
         <w:lastRenderedPageBreak/>
         <w:t>5. Fluxo de Navegação</w:t>
       </w:r>
-      <w:bookmarkEnd w:id="9"/>
+      <w:bookmarkEnd w:id="10"/>
     </w:p>
     <w:p>
       <w:pPr>
@@ -4697,7 +4699,7 @@
           <w:bottom w:val="single" w:sz="6" w:space="1" w:color="2E75B6"/>
         </w:pBdr>
       </w:pPr>
-      <w:bookmarkStart w:id="10" w:name="_Toc229080332"/>
+      <w:bookmarkStart w:id="11" w:name="_Toc229084962"/>
       <w:r>
         <w:lastRenderedPageBreak/>
         <w:t xml:space="preserve">6. </w:t>
@@ -4714,7 +4716,7 @@
       <w:r>
         <w:t>Flow</w:t>
       </w:r>
-      <w:bookmarkEnd w:id="10"/>
+      <w:bookmarkEnd w:id="11"/>
       <w:proofErr w:type="spellEnd"/>
     </w:p>
     <w:p>
@@ -4769,7 +4771,7 @@
             <v:path o:extrusionok="f" gradientshapeok="t" o:connecttype="rect"/>
             <o:lock v:ext="edit" aspectratio="t"/>
           </v:shapetype>
-          <v:shape id="_x0000_i1025" type="#_x0000_t75" style="width:510.25pt;height:461.45pt">
+          <v:shape id="_x0000_i1025" type="#_x0000_t75" style="width:510.55pt;height:461.9pt">
             <v:imagedata r:id="rId8" o:title="UserFlow_name"/>
           </v:shape>
         </w:pict>
@@ -4787,7 +4789,7 @@
           <w:bottom w:val="single" w:sz="6" w:space="1" w:color="2E75B6"/>
         </w:pBdr>
       </w:pPr>
-      <w:bookmarkStart w:id="11" w:name="_Toc229080333"/>
+      <w:bookmarkStart w:id="12" w:name="_Toc229084963"/>
       <w:r>
         <w:lastRenderedPageBreak/>
         <w:t xml:space="preserve">7. </w:t>
@@ -4796,7 +4798,7 @@
       <w:r>
         <w:t>Wireframes</w:t>
       </w:r>
-      <w:bookmarkEnd w:id="11"/>
+      <w:bookmarkEnd w:id="12"/>
       <w:proofErr w:type="spellEnd"/>
     </w:p>
     <w:p>
@@ -4827,11 +4829,11 @@
         <w:pStyle w:val="Ttulo2"/>
         <w:jc w:val="both"/>
       </w:pPr>
-      <w:bookmarkStart w:id="12" w:name="_Toc229080334"/>
+      <w:bookmarkStart w:id="13" w:name="_Toc229084964"/>
       <w:r>
         <w:t>7.1 Setup de Acesso (1º Acesso)</w:t>
       </w:r>
-      <w:bookmarkEnd w:id="12"/>
+      <w:bookmarkEnd w:id="13"/>
     </w:p>
     <w:p>
       <w:pPr>
@@ -4847,18 +4849,56 @@
         <w:spacing w:before="100" w:after="100"/>
         <w:jc w:val="both"/>
       </w:pPr>
-      <w:bookmarkStart w:id="13" w:name="_GoBack"/>
-      <w:bookmarkEnd w:id="13"/>
-    </w:p>
-    <w:p>
-      <w:pPr>
-        <w:pBdr>
-          <w:top w:val="single" w:sz="1" w:space="0" w:color="CCCCCC"/>
-          <w:left w:val="single" w:sz="1" w:space="0" w:color="CCCCCC"/>
-          <w:bottom w:val="single" w:sz="1" w:space="0" w:color="CCCCCC"/>
-          <w:right w:val="single" w:sz="1" w:space="0" w:color="CCCCCC"/>
-        </w:pBdr>
-        <w:spacing w:before="200" w:after="200"/>
+      <w:r>
+        <w:pict>
+          <v:shape id="_x0000_i1030" type="#_x0000_t75" style="width:304.85pt;height:190.75pt">
+            <v:imagedata r:id="rId9" o:title="1_1ºACESSO_page-0001"/>
+          </v:shape>
+        </w:pict>
+      </w:r>
+    </w:p>
+    <w:p>
+      <w:pPr>
+        <w:pStyle w:val="Ttulo2"/>
+        <w:jc w:val="both"/>
+      </w:pPr>
+      <w:bookmarkStart w:id="14" w:name="_Toc229084965"/>
+      <w:r>
+        <w:t xml:space="preserve">7.2 </w:t>
+      </w:r>
+      <w:proofErr w:type="spellStart"/>
+      <w:r>
+        <w:t>Login</w:t>
+      </w:r>
+      <w:bookmarkEnd w:id="14"/>
+      <w:proofErr w:type="spellEnd"/>
+    </w:p>
+    <w:p>
+      <w:pPr>
+        <w:spacing w:before="100" w:after="100"/>
+        <w:jc w:val="both"/>
+      </w:pPr>
+      <w:r>
+        <w:t xml:space="preserve">Tela de autenticação com campos de usuário e senha. Exibe mensagem de erro em caso de credenciais inválidas. Após autenticação bem-sucedida, redireciona ao </w:t>
+      </w:r>
+      <w:proofErr w:type="spellStart"/>
+      <w:r>
+        <w:t>Dashboard</w:t>
+      </w:r>
+      <w:proofErr w:type="spellEnd"/>
+      <w:r>
+        <w:t xml:space="preserve"> conforme o nível de permissão.</w:t>
+      </w:r>
+    </w:p>
+    <w:p>
+      <w:pPr>
+        <w:spacing w:before="100" w:after="100"/>
+        <w:jc w:val="both"/>
+      </w:pPr>
+    </w:p>
+    <w:p>
+      <w:pPr>
+        <w:spacing w:before="100" w:after="100"/>
         <w:jc w:val="both"/>
       </w:pPr>
       <w:r>
@@ -4869,1619 +4909,753 @@
           <w:sz w:val="22"/>
           <w:szCs w:val="22"/>
         </w:rPr>
-        <w:t xml:space="preserve">[Inserir </w:t>
+        <w:pict>
+          <v:shape id="_x0000_i1033" type="#_x0000_t75" style="width:264.6pt;height:165.5pt">
+            <v:imagedata r:id="rId10" o:title="2_LOGIN_page-0001"/>
+          </v:shape>
+        </w:pict>
+      </w:r>
+    </w:p>
+    <w:p>
+      <w:pPr>
+        <w:pStyle w:val="Ttulo2"/>
+        <w:jc w:val="both"/>
+      </w:pPr>
+    </w:p>
+    <w:p>
+      <w:pPr>
+        <w:pStyle w:val="Ttulo2"/>
+        <w:jc w:val="both"/>
+      </w:pPr>
+    </w:p>
+    <w:p>
+      <w:pPr>
+        <w:pStyle w:val="Ttulo2"/>
+        <w:jc w:val="both"/>
+      </w:pPr>
+    </w:p>
+    <w:p>
+      <w:pPr>
+        <w:pStyle w:val="Ttulo2"/>
+        <w:jc w:val="both"/>
+      </w:pPr>
+      <w:bookmarkStart w:id="15" w:name="_Toc229084966"/>
+      <w:r>
+        <w:lastRenderedPageBreak/>
+        <w:t xml:space="preserve">7.3 </w:t>
       </w:r>
       <w:proofErr w:type="spellStart"/>
       <w:r>
+        <w:t>Dashboard</w:t>
+      </w:r>
+      <w:proofErr w:type="spellEnd"/>
+      <w:r>
+        <w:t xml:space="preserve"> (Home)</w:t>
+      </w:r>
+      <w:bookmarkEnd w:id="15"/>
+    </w:p>
+    <w:p>
+      <w:pPr>
+        <w:spacing w:before="100" w:after="100"/>
+        <w:jc w:val="both"/>
+      </w:pPr>
+      <w:r>
+        <w:t xml:space="preserve">Painel principal com métricas de aeronaves (total, comercial, militar) e total de funcionários. Ponto de entrada para as seções de Aeronaves e Funcionários via </w:t>
+      </w:r>
+      <w:proofErr w:type="spellStart"/>
+      <w:r>
+        <w:t>navbar</w:t>
+      </w:r>
+      <w:proofErr w:type="spellEnd"/>
+      <w:r>
+        <w:t>.</w:t>
+      </w:r>
+    </w:p>
+    <w:p>
+      <w:pPr>
+        <w:spacing w:before="100" w:after="100"/>
+        <w:jc w:val="both"/>
+      </w:pPr>
+      <w:r>
+        <w:pict>
+          <v:shape id="_x0000_i1035" type="#_x0000_t75" style="width:269.3pt;height:168.3pt">
+            <v:imagedata r:id="rId11" o:title="3_HOME - Dashboard"/>
+          </v:shape>
+        </w:pict>
+      </w:r>
+    </w:p>
+    <w:p>
+      <w:pPr>
+        <w:pStyle w:val="Ttulo2"/>
+        <w:jc w:val="both"/>
+      </w:pPr>
+      <w:bookmarkStart w:id="16" w:name="_Toc229084967"/>
+      <w:r>
+        <w:t>7.4 Aeronaves — Listagem</w:t>
+      </w:r>
+      <w:bookmarkEnd w:id="16"/>
+    </w:p>
+    <w:p>
+      <w:pPr>
+        <w:spacing w:before="100" w:after="100"/>
+        <w:jc w:val="both"/>
+      </w:pPr>
+      <w:r>
+        <w:t>Tabela com todas as aeronaves cadastradas, exibindo código, modelo, tipo, cliente e data de entrega. Permite busca por código ou modelo. Botões de ação: ver detalhe, editar e excluir (conforme permissão). Botão de nova aeronave visível apenas para Administrador.</w:t>
+      </w:r>
+    </w:p>
+    <w:p>
+      <w:pPr>
+        <w:spacing w:before="100" w:after="100"/>
+        <w:jc w:val="both"/>
+      </w:pPr>
+      <w:r>
+        <w:pict>
+          <v:shape id="_x0000_i1037" type="#_x0000_t75" style="width:266.5pt;height:166.45pt">
+            <v:imagedata r:id="rId12" o:title="4_AERONAVE - Dashboard"/>
+          </v:shape>
+        </w:pict>
+      </w:r>
+    </w:p>
+    <w:p>
+      <w:pPr>
+        <w:pStyle w:val="Ttulo2"/>
+        <w:jc w:val="both"/>
+      </w:pPr>
+      <w:bookmarkStart w:id="17" w:name="_Toc229084968"/>
+      <w:r>
+        <w:t>7.5 Aeronaves — Cadastrar</w:t>
+      </w:r>
+      <w:bookmarkEnd w:id="17"/>
+    </w:p>
+    <w:p>
+      <w:pPr>
+        <w:spacing w:before="100" w:after="100"/>
+        <w:jc w:val="both"/>
+      </w:pPr>
+      <w:r>
+        <w:t>Formulário de cadastro de nova aeronave com os campos: código, modelo, tipo (</w:t>
+      </w:r>
+      <w:proofErr w:type="spellStart"/>
+      <w:r>
+        <w:t>dropdown</w:t>
+      </w:r>
+      <w:proofErr w:type="spellEnd"/>
+      <w:r>
+        <w:t>: COMERCIAL/MILITAR), capacidade, alcance, cliente e data de entrega.</w:t>
+      </w:r>
+    </w:p>
+    <w:p>
+      <w:pPr>
+        <w:spacing w:before="100" w:after="100"/>
+        <w:jc w:val="both"/>
+      </w:pPr>
+      <w:r>
+        <w:pict>
+          <v:shape id="_x0000_i1039" type="#_x0000_t75" style="width:267.45pt;height:166.45pt">
+            <v:imagedata r:id="rId13" o:title="6_AERONAVE - Cadastrar"/>
+          </v:shape>
+        </w:pict>
+      </w:r>
+    </w:p>
+    <w:p>
+      <w:pPr>
+        <w:pStyle w:val="Ttulo2"/>
+        <w:jc w:val="both"/>
+      </w:pPr>
+    </w:p>
+    <w:p>
+      <w:pPr>
+        <w:pStyle w:val="Ttulo2"/>
+        <w:jc w:val="both"/>
+      </w:pPr>
+      <w:bookmarkStart w:id="18" w:name="_Toc229084969"/>
+      <w:r>
+        <w:lastRenderedPageBreak/>
+        <w:t>7.6 Aeronaves — Editar</w:t>
+      </w:r>
+      <w:bookmarkEnd w:id="18"/>
+    </w:p>
+    <w:p>
+      <w:pPr>
+        <w:spacing w:before="100" w:after="100"/>
+        <w:jc w:val="both"/>
+      </w:pPr>
+      <w:r>
+        <w:t xml:space="preserve">Formulário idêntico ao cadastro, com todos os campos </w:t>
+      </w:r>
+      <w:proofErr w:type="spellStart"/>
+      <w:r>
+        <w:t>pré</w:t>
+      </w:r>
+      <w:proofErr w:type="spellEnd"/>
+      <w:r>
+        <w:t xml:space="preserve">-preenchidos. O campo código é </w:t>
+      </w:r>
+      <w:proofErr w:type="spellStart"/>
+      <w:r>
+        <w:t>read-only</w:t>
+      </w:r>
+      <w:proofErr w:type="spellEnd"/>
+      <w:r>
+        <w:t xml:space="preserve"> (não editável).</w:t>
+      </w:r>
+    </w:p>
+    <w:p>
+      <w:pPr>
+        <w:spacing w:before="100" w:after="100"/>
+        <w:jc w:val="both"/>
+      </w:pPr>
+      <w:r>
+        <w:pict>
+          <v:shape id="_x0000_i1041" type="#_x0000_t75" style="width:267.45pt;height:167.4pt">
+            <v:imagedata r:id="rId14" o:title="7_AERONAVE - Editar"/>
+          </v:shape>
+        </w:pict>
+      </w:r>
+    </w:p>
+    <w:p>
+      <w:pPr>
+        <w:pStyle w:val="Ttulo2"/>
+        <w:jc w:val="both"/>
+      </w:pPr>
+      <w:bookmarkStart w:id="19" w:name="_Toc229084970"/>
+      <w:r>
+        <w:t>7.7 Aeronaves — Detalhar (Etapas)</w:t>
+      </w:r>
+      <w:bookmarkEnd w:id="19"/>
+    </w:p>
+    <w:p>
+      <w:pPr>
+        <w:spacing w:before="100" w:after="100"/>
+        <w:jc w:val="both"/>
+      </w:pPr>
+      <w:r>
+        <w:t xml:space="preserve">Tela de detalhe da aeronave com </w:t>
+      </w:r>
+      <w:proofErr w:type="spellStart"/>
+      <w:r>
+        <w:t>sidebar</w:t>
+      </w:r>
+      <w:proofErr w:type="spellEnd"/>
+      <w:r>
+        <w:t xml:space="preserve"> contendo os dados completos do modelo. Área principal com </w:t>
+      </w:r>
+      <w:proofErr w:type="spellStart"/>
+      <w:r>
+        <w:t>tabs</w:t>
+      </w:r>
+      <w:proofErr w:type="spellEnd"/>
+      <w:r>
+        <w:t xml:space="preserve">: Etapas, Peças e Testes. </w:t>
+      </w:r>
+      <w:proofErr w:type="spellStart"/>
+      <w:r>
+        <w:t>Tab</w:t>
+      </w:r>
+      <w:proofErr w:type="spellEnd"/>
+      <w:r>
+        <w:t xml:space="preserve"> Etapas aberta por padrão, exibindo lista de etapas com nome, prazo, status e funcionários associados.</w:t>
+      </w:r>
+    </w:p>
+    <w:p>
+      <w:pPr>
+        <w:spacing w:before="100" w:after="100"/>
+        <w:jc w:val="both"/>
+      </w:pPr>
+      <w:r>
+        <w:pict>
+          <v:shape id="_x0000_i1043" type="#_x0000_t75" style="width:273.95pt;height:170.2pt">
+            <v:imagedata r:id="rId15" o:title="10_AERONAVE - Detalhar - etapas"/>
+          </v:shape>
+        </w:pict>
+      </w:r>
+    </w:p>
+    <w:p>
+      <w:pPr>
+        <w:pStyle w:val="Ttulo2"/>
+        <w:jc w:val="both"/>
+      </w:pPr>
+      <w:bookmarkStart w:id="20" w:name="_Toc229084971"/>
+      <w:r>
+        <w:t>7.8 Aeronaves — Detalhar (Peças)</w:t>
+      </w:r>
+      <w:bookmarkEnd w:id="20"/>
+    </w:p>
+    <w:p>
+      <w:pPr>
+        <w:spacing w:before="100" w:after="100"/>
+        <w:jc w:val="both"/>
+      </w:pPr>
+      <w:r>
+        <w:t xml:space="preserve">Mesma estrutura da tela de detalhe, com </w:t>
+      </w:r>
+      <w:proofErr w:type="spellStart"/>
+      <w:r>
+        <w:t>tab</w:t>
+      </w:r>
+      <w:proofErr w:type="spellEnd"/>
+      <w:r>
+        <w:t xml:space="preserve"> Peças ativa. Lista peças vinculadas à aeronave com nome, tipo, fornecedor, status e ações.</w:t>
+      </w:r>
+    </w:p>
+    <w:p>
+      <w:pPr>
+        <w:spacing w:before="100" w:after="100"/>
+        <w:jc w:val="both"/>
+      </w:pPr>
+      <w:r>
+        <w:pict>
+          <v:shape id="_x0000_i1045" type="#_x0000_t75" style="width:267.45pt;height:166.45pt">
+            <v:imagedata r:id="rId16" o:title="11_AERONAVE - Detalhar - peças"/>
+          </v:shape>
+        </w:pict>
+      </w:r>
+    </w:p>
+    <w:p>
+      <w:pPr>
+        <w:pStyle w:val="Ttulo2"/>
+        <w:jc w:val="both"/>
+      </w:pPr>
+    </w:p>
+    <w:p>
+      <w:pPr>
+        <w:pStyle w:val="Ttulo2"/>
+        <w:jc w:val="both"/>
+      </w:pPr>
+      <w:bookmarkStart w:id="21" w:name="_Toc229084972"/>
+      <w:r>
+        <w:lastRenderedPageBreak/>
+        <w:t>7.9 Aeronaves — Detalhar (Testes)</w:t>
+      </w:r>
+      <w:bookmarkEnd w:id="21"/>
+    </w:p>
+    <w:p>
+      <w:pPr>
+        <w:spacing w:before="100" w:after="100"/>
+        <w:jc w:val="both"/>
+      </w:pPr>
+      <w:r>
+        <w:t xml:space="preserve">Mesma estrutura da tela de detalhe, com </w:t>
+      </w:r>
+      <w:proofErr w:type="spellStart"/>
+      <w:r>
+        <w:t>tab</w:t>
+      </w:r>
+      <w:proofErr w:type="spellEnd"/>
+      <w:r>
+        <w:t xml:space="preserve"> Testes ativa. Lista testes realizados com tipo e resultado.</w:t>
+      </w:r>
+    </w:p>
+    <w:p>
+      <w:pPr>
+        <w:spacing w:before="100" w:after="100"/>
+        <w:jc w:val="both"/>
+      </w:pPr>
+      <w:r>
+        <w:pict>
+          <v:shape id="_x0000_i1047" type="#_x0000_t75" style="width:263.7pt;height:164.55pt">
+            <v:imagedata r:id="rId17" o:title="12_AERONAVE - Detalahar - testes"/>
+          </v:shape>
+        </w:pict>
+      </w:r>
+    </w:p>
+    <w:p>
+      <w:pPr>
+        <w:pStyle w:val="Ttulo2"/>
+        <w:jc w:val="both"/>
+      </w:pPr>
+      <w:bookmarkStart w:id="22" w:name="_Toc229084973"/>
+      <w:r>
+        <w:t>7.10 Nova Etapa</w:t>
+      </w:r>
+      <w:bookmarkEnd w:id="22"/>
+    </w:p>
+    <w:p>
+      <w:pPr>
+        <w:spacing w:before="100" w:after="100"/>
+        <w:jc w:val="both"/>
+      </w:pPr>
+      <w:r>
+        <w:t>Formulário de cadastro de etapa vinculada a uma aeronave. Campos: código da aeronave (</w:t>
+      </w:r>
+      <w:proofErr w:type="spellStart"/>
+      <w:r>
+        <w:t>read-only</w:t>
+      </w:r>
+      <w:proofErr w:type="spellEnd"/>
+      <w:r>
+        <w:t>), nome, prazo, status (</w:t>
+      </w:r>
+      <w:proofErr w:type="spellStart"/>
+      <w:r>
+        <w:t>dropdown</w:t>
+      </w:r>
+      <w:proofErr w:type="spellEnd"/>
+      <w:r>
+        <w:t>) e funcionários associados (seleção múltipla).</w:t>
+      </w:r>
+    </w:p>
+    <w:p>
+      <w:pPr>
+        <w:spacing w:before="100" w:after="100"/>
+        <w:jc w:val="both"/>
+      </w:pPr>
+      <w:r>
+        <w:pict>
+          <v:shape id="_x0000_i1049" type="#_x0000_t75" style="width:267.45pt;height:166.45pt">
+            <v:imagedata r:id="rId18" o:title="14_AERONAVE - Cadastrar - etapas"/>
+          </v:shape>
+        </w:pict>
+      </w:r>
+    </w:p>
+    <w:p>
+      <w:pPr>
+        <w:pStyle w:val="Ttulo2"/>
+        <w:jc w:val="both"/>
+      </w:pPr>
+      <w:bookmarkStart w:id="23" w:name="_Toc229084974"/>
+      <w:r>
+        <w:t>7.11 Nova Peça</w:t>
+      </w:r>
+      <w:bookmarkEnd w:id="23"/>
+    </w:p>
+    <w:p>
+      <w:pPr>
+        <w:spacing w:before="100" w:after="100"/>
+        <w:jc w:val="both"/>
+      </w:pPr>
+      <w:r>
+        <w:t>Formulário de cadastro de peça vinculada a uma aeronave. Campos: código da aeronave (</w:t>
+      </w:r>
+      <w:proofErr w:type="spellStart"/>
+      <w:r>
+        <w:t>read-only</w:t>
+      </w:r>
+      <w:proofErr w:type="spellEnd"/>
+      <w:r>
+        <w:t>), nome da peça, fornecedor, tipo (</w:t>
+      </w:r>
+      <w:proofErr w:type="spellStart"/>
+      <w:r>
+        <w:t>dropdown</w:t>
+      </w:r>
+      <w:proofErr w:type="spellEnd"/>
+      <w:r>
+        <w:t>: NACIONAL/IMPORTADA) e status (</w:t>
+      </w:r>
+      <w:proofErr w:type="spellStart"/>
+      <w:r>
+        <w:t>dropdown</w:t>
+      </w:r>
+      <w:proofErr w:type="spellEnd"/>
+      <w:r>
+        <w:t>: EM_PRODUCAO/EM_TRANSPORTE/PRONTA).</w:t>
+      </w:r>
+    </w:p>
+    <w:p>
+      <w:pPr>
+        <w:pStyle w:val="Ttulo2"/>
+        <w:jc w:val="both"/>
+      </w:pPr>
+      <w:bookmarkStart w:id="24" w:name="_Toc229084975"/>
+      <w:r>
+        <w:pict>
+          <v:shape id="_x0000_i1100" type="#_x0000_t75" style="width:264.6pt;height:164.55pt">
+            <v:imagedata r:id="rId19" o:title="16_AERONAVE - Cadastrar - peças"/>
+          </v:shape>
+        </w:pict>
+      </w:r>
+      <w:bookmarkEnd w:id="24"/>
+    </w:p>
+    <w:p>
+      <w:pPr>
+        <w:pStyle w:val="Ttulo2"/>
+        <w:jc w:val="both"/>
+      </w:pPr>
+    </w:p>
+    <w:p>
+      <w:pPr>
+        <w:pStyle w:val="Ttulo2"/>
+        <w:jc w:val="both"/>
+      </w:pPr>
+      <w:bookmarkStart w:id="25" w:name="_Toc229084976"/>
+      <w:r>
+        <w:lastRenderedPageBreak/>
+        <w:t>7.12 Novo Teste</w:t>
+      </w:r>
+      <w:bookmarkEnd w:id="25"/>
+    </w:p>
+    <w:p>
+      <w:pPr>
+        <w:spacing w:before="100" w:after="100"/>
+        <w:jc w:val="both"/>
+      </w:pPr>
+      <w:r>
+        <w:t>Formulário de cadastro de teste vinculado a uma aeronave. Campos: código da aeronave (</w:t>
+      </w:r>
+      <w:proofErr w:type="spellStart"/>
+      <w:r>
+        <w:t>read-only</w:t>
+      </w:r>
+      <w:proofErr w:type="spellEnd"/>
+      <w:r>
+        <w:t>), tipo (</w:t>
+      </w:r>
+      <w:proofErr w:type="spellStart"/>
+      <w:r>
+        <w:t>dropdown</w:t>
+      </w:r>
+      <w:proofErr w:type="spellEnd"/>
+      <w:r>
+        <w:t>: ELÉTRICO/HIDRÁULICO/AERODINÂMICO) e resultado (</w:t>
+      </w:r>
+      <w:proofErr w:type="spellStart"/>
+      <w:r>
+        <w:t>dropdown</w:t>
+      </w:r>
+      <w:proofErr w:type="spellEnd"/>
+      <w:r>
+        <w:t>: APROVADO/REPROVADO).</w:t>
+      </w:r>
+    </w:p>
+    <w:p>
+      <w:pPr>
+        <w:spacing w:before="100" w:after="100"/>
+        <w:jc w:val="both"/>
+      </w:pPr>
+      <w:r>
+        <w:pict>
+          <v:shape id="_x0000_i1053" type="#_x0000_t75" style="width:262.75pt;height:163.65pt">
+            <v:imagedata r:id="rId20" o:title="18_AERONAVE - Cadastrar - testes"/>
+          </v:shape>
+        </w:pict>
+      </w:r>
+    </w:p>
+    <w:p>
+      <w:pPr>
+        <w:pStyle w:val="Ttulo2"/>
+        <w:jc w:val="both"/>
+      </w:pPr>
+      <w:bookmarkStart w:id="26" w:name="_Toc229084977"/>
+      <w:r>
+        <w:t>7.13 Relatório</w:t>
+      </w:r>
+      <w:bookmarkEnd w:id="26"/>
+    </w:p>
+    <w:p>
+      <w:pPr>
+        <w:spacing w:before="100" w:after="100"/>
+        <w:jc w:val="both"/>
+      </w:pPr>
+      <w:r>
+        <w:t xml:space="preserve">Tela de visualização do relatório de entrega. </w:t>
+      </w:r>
+      <w:proofErr w:type="spellStart"/>
+      <w:r>
+        <w:t>Sidebar</w:t>
+      </w:r>
+      <w:proofErr w:type="spellEnd"/>
+      <w:r>
+        <w:t xml:space="preserve"> com dados completos da aeronave. Área principal exibindo peças utilizadas, etapas realizadas e testes realizados. Botão para exportar o relatório.</w:t>
+      </w:r>
+    </w:p>
+    <w:p>
+      <w:pPr>
+        <w:spacing w:before="100" w:after="100"/>
+        <w:jc w:val="both"/>
+      </w:pPr>
+      <w:r>
+        <w:pict>
+          <v:shape id="_x0000_i1055" type="#_x0000_t75" style="width:264.6pt;height:164.55pt">
+            <v:imagedata r:id="rId21" o:title="13_AERONAVE - Relatório"/>
+          </v:shape>
+        </w:pict>
+      </w:r>
+    </w:p>
+    <w:p>
+      <w:pPr>
+        <w:pStyle w:val="Ttulo2"/>
+        <w:jc w:val="both"/>
+      </w:pPr>
+      <w:bookmarkStart w:id="27" w:name="_Toc229084978"/>
+      <w:r>
+        <w:t>7.14 Funcionários — Listagem</w:t>
+      </w:r>
+      <w:bookmarkEnd w:id="27"/>
+    </w:p>
+    <w:p>
+      <w:pPr>
+        <w:spacing w:before="100" w:after="100"/>
+        <w:jc w:val="both"/>
+      </w:pPr>
+      <w:r>
+        <w:t>Tabela de funcionários com id, nome, endereço, telefone, usuário e nível de permissão. Permite busca por nome. Ações: editar e excluir. Botão de novo funcionário. Exclusivo para Administrador.</w:t>
+      </w:r>
+    </w:p>
+    <w:p>
+      <w:pPr>
+        <w:spacing w:before="100" w:after="100"/>
+        <w:jc w:val="both"/>
+      </w:pPr>
+      <w:r>
+        <w:pict>
+          <v:shape id="_x0000_i1057" type="#_x0000_t75" style="width:267.45pt;height:167.4pt">
+            <v:imagedata r:id="rId22" o:title="5_FUNCIONÁRIOS - Dashboard"/>
+          </v:shape>
+        </w:pict>
+      </w:r>
+    </w:p>
+    <w:p>
+      <w:pPr>
+        <w:pStyle w:val="Ttulo2"/>
+        <w:jc w:val="both"/>
+      </w:pPr>
+      <w:bookmarkStart w:id="28" w:name="_Toc229084979"/>
+      <w:r>
+        <w:lastRenderedPageBreak/>
+        <w:t>7.15 Funcionários — Cadastrar</w:t>
+      </w:r>
+      <w:bookmarkEnd w:id="28"/>
+    </w:p>
+    <w:p>
+      <w:pPr>
+        <w:spacing w:before="100" w:after="100"/>
+        <w:jc w:val="both"/>
+      </w:pPr>
+      <w:r>
+        <w:t xml:space="preserve">Formulário de cadastro de funcionário com os campos: código, nome, telefone, endereço, </w:t>
+      </w:r>
+      <w:proofErr w:type="spellStart"/>
+      <w:r>
+        <w:t>username</w:t>
+      </w:r>
+      <w:proofErr w:type="spellEnd"/>
+      <w:r>
+        <w:t>, senha e nível de permissão (</w:t>
+      </w:r>
+      <w:proofErr w:type="spellStart"/>
+      <w:r>
+        <w:t>dropdown</w:t>
+      </w:r>
+      <w:proofErr w:type="spellEnd"/>
+      <w:r>
+        <w:t>: OPERADOR/ENGENHEIRO/ADMINISTRADOR).</w:t>
+      </w:r>
+    </w:p>
+    <w:p>
+      <w:pPr>
+        <w:spacing w:before="100" w:after="100"/>
+        <w:jc w:val="both"/>
+      </w:pPr>
+      <w:r>
+        <w:pict>
+          <v:shape id="_x0000_i1060" type="#_x0000_t75" style="width:273.05pt;height:169.25pt">
+            <v:imagedata r:id="rId23" o:title="9_FUNCIONÁRIOS - Editar"/>
+          </v:shape>
+        </w:pict>
+      </w:r>
+    </w:p>
+    <w:p>
+      <w:pPr>
+        <w:pStyle w:val="Ttulo2"/>
+        <w:jc w:val="both"/>
+      </w:pPr>
+      <w:bookmarkStart w:id="29" w:name="_Toc229084980"/>
+      <w:r>
+        <w:t>7.16 Funcionários — Editar</w:t>
+      </w:r>
+      <w:bookmarkEnd w:id="29"/>
+    </w:p>
+    <w:p>
+      <w:pPr>
+        <w:spacing w:before="100" w:after="100"/>
+        <w:jc w:val="both"/>
+      </w:pPr>
+      <w:r>
+        <w:t xml:space="preserve">Formulário idêntico ao cadastro, com campos </w:t>
+      </w:r>
+      <w:proofErr w:type="spellStart"/>
+      <w:r>
+        <w:t>pré</w:t>
+      </w:r>
+      <w:proofErr w:type="spellEnd"/>
+      <w:r>
+        <w:t xml:space="preserve">-preenchidos. O campo código é </w:t>
+      </w:r>
+      <w:proofErr w:type="spellStart"/>
+      <w:r>
+        <w:t>read-only</w:t>
+      </w:r>
+      <w:proofErr w:type="spellEnd"/>
+      <w:r>
+        <w:t>.</w:t>
+      </w:r>
+    </w:p>
+    <w:p>
+      <w:pPr>
+        <w:spacing w:before="100" w:after="100"/>
+        <w:jc w:val="both"/>
+      </w:pPr>
+      <w:r>
         <w:rPr>
-          <w:i/>
-          <w:iCs/>
-          <w:color w:val="999999"/>
-          <w:sz w:val="22"/>
-          <w:szCs w:val="22"/>
+          <w:noProof/>
         </w:rPr>
-        <w:t>wireframe</w:t>
-      </w:r>
-      <w:proofErr w:type="spellEnd"/>
-      <w:r>
-        <w:rPr>
-          <w:i/>
-          <w:iCs/>
-          <w:color w:val="999999"/>
-          <w:sz w:val="22"/>
-          <w:szCs w:val="22"/>
-        </w:rPr>
-        <w:t xml:space="preserve">: 7.1 Setup de Acesso (1º </w:t>
-      </w:r>
-      <w:proofErr w:type="gramStart"/>
-      <w:r>
-        <w:rPr>
-          <w:i/>
-          <w:iCs/>
-          <w:color w:val="999999"/>
-          <w:sz w:val="22"/>
-          <w:szCs w:val="22"/>
-        </w:rPr>
-        <w:t>Acesso)]</w:t>
-      </w:r>
-      <w:proofErr w:type="gramEnd"/>
+        <w:drawing>
+          <wp:inline distT="0" distB="0" distL="0" distR="0" wp14:anchorId="0A947502" wp14:editId="7C59804D">
+            <wp:extent cx="3487480" cy="2176212"/>
+            <wp:effectExtent l="0" t="0" r="0" b="0"/>
+            <wp:docPr id="1" name="Imagem 1" descr="C:\Users\Wagner\AppData\Local\Microsoft\Windows\INetCache\Content.Word\8_FUNCIONÁRIOS - Cadastrar.jpg"/>
+            <wp:cNvGraphicFramePr>
+              <a:graphicFrameLocks xmlns:a="http://schemas.openxmlformats.org/drawingml/2006/main" noChangeAspect="1"/>
+            </wp:cNvGraphicFramePr>
+            <a:graphic xmlns:a="http://schemas.openxmlformats.org/drawingml/2006/main">
+              <a:graphicData uri="http://schemas.openxmlformats.org/drawingml/2006/picture">
+                <pic:pic xmlns:pic="http://schemas.openxmlformats.org/drawingml/2006/picture">
+                  <pic:nvPicPr>
+                    <pic:cNvPr id="0" name="Picture 40" descr="C:\Users\Wagner\AppData\Local\Microsoft\Windows\INetCache\Content.Word\8_FUNCIONÁRIOS - Cadastrar.jpg"/>
+                    <pic:cNvPicPr>
+                      <a:picLocks noChangeAspect="1" noChangeArrowheads="1"/>
+                    </pic:cNvPicPr>
+                  </pic:nvPicPr>
+                  <pic:blipFill>
+                    <a:blip r:embed="rId24" cstate="print">
+                      <a:extLst>
+                        <a:ext uri="{28A0092B-C50C-407E-A947-70E740481C1C}">
+                          <a14:useLocalDpi xmlns:a14="http://schemas.microsoft.com/office/drawing/2010/main" val="0"/>
+                        </a:ext>
+                      </a:extLst>
+                    </a:blip>
+                    <a:srcRect/>
+                    <a:stretch>
+                      <a:fillRect/>
+                    </a:stretch>
+                  </pic:blipFill>
+                  <pic:spPr bwMode="auto">
+                    <a:xfrm>
+                      <a:off x="0" y="0"/>
+                      <a:ext cx="3495382" cy="2181143"/>
+                    </a:xfrm>
+                    <a:prstGeom prst="rect">
+                      <a:avLst/>
+                    </a:prstGeom>
+                    <a:noFill/>
+                    <a:ln>
+                      <a:noFill/>
+                    </a:ln>
+                  </pic:spPr>
+                </pic:pic>
+              </a:graphicData>
+            </a:graphic>
+          </wp:inline>
+        </w:drawing>
+      </w:r>
     </w:p>
     <w:p>
       <w:pPr>
         <w:spacing w:before="100" w:after="100"/>
         <w:jc w:val="both"/>
       </w:pPr>
-    </w:p>
-    <w:p>
-      <w:pPr>
-        <w:pStyle w:val="Ttulo2"/>
-        <w:jc w:val="both"/>
-      </w:pPr>
-      <w:bookmarkStart w:id="14" w:name="_Toc229080335"/>
-      <w:r>
-        <w:t xml:space="preserve">7.2 </w:t>
-      </w:r>
-      <w:proofErr w:type="spellStart"/>
-      <w:r>
-        <w:t>Login</w:t>
-      </w:r>
-      <w:bookmarkEnd w:id="14"/>
-      <w:proofErr w:type="spellEnd"/>
-    </w:p>
-    <w:p>
-      <w:pPr>
-        <w:spacing w:before="100" w:after="100"/>
-        <w:jc w:val="both"/>
-      </w:pPr>
-      <w:r>
-        <w:t xml:space="preserve">Tela de autenticação com campos de usuário e senha. Exibe mensagem de erro em caso de credenciais inválidas. Após autenticação bem-sucedida, redireciona ao </w:t>
-      </w:r>
-      <w:proofErr w:type="spellStart"/>
-      <w:r>
-        <w:t>Dashboard</w:t>
-      </w:r>
-      <w:proofErr w:type="spellEnd"/>
-      <w:r>
-        <w:t xml:space="preserve"> conforme o nível de permissão.</w:t>
-      </w:r>
-    </w:p>
-    <w:p>
-      <w:pPr>
-        <w:spacing w:before="100" w:after="100"/>
-        <w:jc w:val="both"/>
-      </w:pPr>
-    </w:p>
-    <w:p>
-      <w:pPr>
-        <w:pBdr>
-          <w:top w:val="single" w:sz="1" w:space="0" w:color="CCCCCC"/>
-          <w:left w:val="single" w:sz="1" w:space="0" w:color="CCCCCC"/>
-          <w:bottom w:val="single" w:sz="1" w:space="0" w:color="CCCCCC"/>
-          <w:right w:val="single" w:sz="1" w:space="0" w:color="CCCCCC"/>
-        </w:pBdr>
-        <w:spacing w:before="200" w:after="200"/>
-        <w:jc w:val="both"/>
-      </w:pPr>
-      <w:proofErr w:type="gramStart"/>
-      <w:r>
-        <w:rPr>
-          <w:i/>
-          <w:iCs/>
-          <w:color w:val="999999"/>
-          <w:sz w:val="22"/>
-          <w:szCs w:val="22"/>
-        </w:rPr>
-        <w:t>[Inserir</w:t>
-      </w:r>
-      <w:proofErr w:type="gramEnd"/>
-      <w:r>
-        <w:rPr>
-          <w:i/>
-          <w:iCs/>
-          <w:color w:val="999999"/>
-          <w:sz w:val="22"/>
-          <w:szCs w:val="22"/>
-        </w:rPr>
-        <w:t xml:space="preserve"> </w:t>
-      </w:r>
-      <w:proofErr w:type="spellStart"/>
-      <w:r>
-        <w:rPr>
-          <w:i/>
-          <w:iCs/>
-          <w:color w:val="999999"/>
-          <w:sz w:val="22"/>
-          <w:szCs w:val="22"/>
-        </w:rPr>
-        <w:t>wireframe</w:t>
-      </w:r>
-      <w:proofErr w:type="spellEnd"/>
-      <w:r>
-        <w:rPr>
-          <w:i/>
-          <w:iCs/>
-          <w:color w:val="999999"/>
-          <w:sz w:val="22"/>
-          <w:szCs w:val="22"/>
-        </w:rPr>
-        <w:t xml:space="preserve">: 7.2 </w:t>
-      </w:r>
-      <w:proofErr w:type="spellStart"/>
-      <w:r>
-        <w:rPr>
-          <w:i/>
-          <w:iCs/>
-          <w:color w:val="999999"/>
-          <w:sz w:val="22"/>
-          <w:szCs w:val="22"/>
-        </w:rPr>
-        <w:t>Login</w:t>
-      </w:r>
-      <w:proofErr w:type="spellEnd"/>
-      <w:r>
-        <w:rPr>
-          <w:i/>
-          <w:iCs/>
-          <w:color w:val="999999"/>
-          <w:sz w:val="22"/>
-          <w:szCs w:val="22"/>
-        </w:rPr>
-        <w:t>]</w:t>
-      </w:r>
-    </w:p>
-    <w:p>
-      <w:pPr>
-        <w:spacing w:before="100" w:after="100"/>
-        <w:jc w:val="both"/>
-      </w:pPr>
-    </w:p>
-    <w:p>
-      <w:pPr>
-        <w:pStyle w:val="Ttulo2"/>
-        <w:jc w:val="both"/>
-      </w:pPr>
-      <w:bookmarkStart w:id="15" w:name="_Toc229080336"/>
-      <w:r>
-        <w:t xml:space="preserve">7.3 </w:t>
-      </w:r>
-      <w:proofErr w:type="spellStart"/>
-      <w:r>
-        <w:t>Dashboard</w:t>
-      </w:r>
-      <w:proofErr w:type="spellEnd"/>
-      <w:r>
-        <w:t xml:space="preserve"> (Home)</w:t>
-      </w:r>
-      <w:bookmarkEnd w:id="15"/>
-    </w:p>
-    <w:p>
-      <w:pPr>
-        <w:spacing w:before="100" w:after="100"/>
-        <w:jc w:val="both"/>
-      </w:pPr>
-      <w:r>
-        <w:t xml:space="preserve">Painel principal com métricas de aeronaves (total, comercial, militar) e total de funcionários. Ponto de entrada para as seções de Aeronaves e Funcionários via </w:t>
-      </w:r>
-      <w:proofErr w:type="spellStart"/>
-      <w:r>
-        <w:t>navbar</w:t>
-      </w:r>
-      <w:proofErr w:type="spellEnd"/>
-      <w:r>
-        <w:t>.</w:t>
-      </w:r>
-    </w:p>
-    <w:p>
-      <w:pPr>
-        <w:spacing w:before="100" w:after="100"/>
-        <w:jc w:val="both"/>
-      </w:pPr>
-    </w:p>
-    <w:p>
-      <w:pPr>
-        <w:pBdr>
-          <w:top w:val="single" w:sz="1" w:space="0" w:color="CCCCCC"/>
-          <w:left w:val="single" w:sz="1" w:space="0" w:color="CCCCCC"/>
-          <w:bottom w:val="single" w:sz="1" w:space="0" w:color="CCCCCC"/>
-          <w:right w:val="single" w:sz="1" w:space="0" w:color="CCCCCC"/>
-        </w:pBdr>
-        <w:spacing w:before="200" w:after="200"/>
-        <w:jc w:val="both"/>
-      </w:pPr>
-      <w:r>
-        <w:rPr>
-          <w:i/>
-          <w:iCs/>
-          <w:color w:val="999999"/>
-          <w:sz w:val="22"/>
-          <w:szCs w:val="22"/>
-        </w:rPr>
-        <w:t xml:space="preserve">[Inserir </w:t>
-      </w:r>
-      <w:proofErr w:type="spellStart"/>
-      <w:r>
-        <w:rPr>
-          <w:i/>
-          <w:iCs/>
-          <w:color w:val="999999"/>
-          <w:sz w:val="22"/>
-          <w:szCs w:val="22"/>
-        </w:rPr>
-        <w:t>wireframe</w:t>
-      </w:r>
-      <w:proofErr w:type="spellEnd"/>
-      <w:r>
-        <w:rPr>
-          <w:i/>
-          <w:iCs/>
-          <w:color w:val="999999"/>
-          <w:sz w:val="22"/>
-          <w:szCs w:val="22"/>
-        </w:rPr>
-        <w:t xml:space="preserve">: 7.3 </w:t>
-      </w:r>
-      <w:proofErr w:type="spellStart"/>
-      <w:r>
-        <w:rPr>
-          <w:i/>
-          <w:iCs/>
-          <w:color w:val="999999"/>
-          <w:sz w:val="22"/>
-          <w:szCs w:val="22"/>
-        </w:rPr>
-        <w:t>Dashboard</w:t>
-      </w:r>
-      <w:proofErr w:type="spellEnd"/>
-      <w:r>
-        <w:rPr>
-          <w:i/>
-          <w:iCs/>
-          <w:color w:val="999999"/>
-          <w:sz w:val="22"/>
-          <w:szCs w:val="22"/>
-        </w:rPr>
-        <w:t xml:space="preserve"> (</w:t>
-      </w:r>
-      <w:proofErr w:type="gramStart"/>
-      <w:r>
-        <w:rPr>
-          <w:i/>
-          <w:iCs/>
-          <w:color w:val="999999"/>
-          <w:sz w:val="22"/>
-          <w:szCs w:val="22"/>
-        </w:rPr>
-        <w:t>Home)]</w:t>
-      </w:r>
-      <w:proofErr w:type="gramEnd"/>
-    </w:p>
-    <w:p>
-      <w:pPr>
-        <w:spacing w:before="100" w:after="100"/>
-        <w:jc w:val="both"/>
-      </w:pPr>
-    </w:p>
-    <w:p>
-      <w:pPr>
-        <w:pStyle w:val="Ttulo2"/>
-        <w:jc w:val="both"/>
-      </w:pPr>
-      <w:bookmarkStart w:id="16" w:name="_Toc229080337"/>
-      <w:r>
-        <w:t>7.4 Aeronaves — Listagem</w:t>
-      </w:r>
-      <w:bookmarkEnd w:id="16"/>
-    </w:p>
-    <w:p>
-      <w:pPr>
-        <w:spacing w:before="100" w:after="100"/>
-        <w:jc w:val="both"/>
-      </w:pPr>
-      <w:r>
-        <w:t>Tabela com todas as aeronaves cadastradas, exibindo código, modelo, tipo, cliente e data de entrega. Permite busca por código ou modelo. Botões de ação: ver detalhe, editar e excluir (conforme permissão). Botão de nova aeronave visível apenas para Administrador.</w:t>
-      </w:r>
-    </w:p>
-    <w:p>
-      <w:pPr>
-        <w:spacing w:before="100" w:after="100"/>
-        <w:jc w:val="both"/>
-      </w:pPr>
-    </w:p>
-    <w:p>
-      <w:pPr>
-        <w:pBdr>
-          <w:top w:val="single" w:sz="1" w:space="0" w:color="CCCCCC"/>
-          <w:left w:val="single" w:sz="1" w:space="0" w:color="CCCCCC"/>
-          <w:bottom w:val="single" w:sz="1" w:space="0" w:color="CCCCCC"/>
-          <w:right w:val="single" w:sz="1" w:space="0" w:color="CCCCCC"/>
-        </w:pBdr>
-        <w:spacing w:before="200" w:after="200"/>
-        <w:jc w:val="both"/>
-      </w:pPr>
-      <w:proofErr w:type="gramStart"/>
-      <w:r>
-        <w:rPr>
-          <w:i/>
-          <w:iCs/>
-          <w:color w:val="999999"/>
-          <w:sz w:val="22"/>
-          <w:szCs w:val="22"/>
-        </w:rPr>
-        <w:t>[Inserir</w:t>
-      </w:r>
-      <w:proofErr w:type="gramEnd"/>
-      <w:r>
-        <w:rPr>
-          <w:i/>
-          <w:iCs/>
-          <w:color w:val="999999"/>
-          <w:sz w:val="22"/>
-          <w:szCs w:val="22"/>
-        </w:rPr>
-        <w:t xml:space="preserve"> </w:t>
-      </w:r>
-      <w:proofErr w:type="spellStart"/>
-      <w:r>
-        <w:rPr>
-          <w:i/>
-          <w:iCs/>
-          <w:color w:val="999999"/>
-          <w:sz w:val="22"/>
-          <w:szCs w:val="22"/>
-        </w:rPr>
-        <w:t>wireframe</w:t>
-      </w:r>
-      <w:proofErr w:type="spellEnd"/>
-      <w:r>
-        <w:rPr>
-          <w:i/>
-          <w:iCs/>
-          <w:color w:val="999999"/>
-          <w:sz w:val="22"/>
-          <w:szCs w:val="22"/>
-        </w:rPr>
-        <w:t>: 7.4 Aeronaves — Listagem]</w:t>
-      </w:r>
-    </w:p>
-    <w:p>
-      <w:pPr>
-        <w:spacing w:before="100" w:after="100"/>
-        <w:jc w:val="both"/>
-      </w:pPr>
-    </w:p>
-    <w:p>
-      <w:pPr>
-        <w:pStyle w:val="Ttulo2"/>
-        <w:jc w:val="both"/>
-      </w:pPr>
-      <w:bookmarkStart w:id="17" w:name="_Toc229080338"/>
-      <w:r>
-        <w:t>7.5 Aeronaves — Cadastrar</w:t>
-      </w:r>
-      <w:bookmarkEnd w:id="17"/>
-    </w:p>
-    <w:p>
-      <w:pPr>
-        <w:spacing w:before="100" w:after="100"/>
-        <w:jc w:val="both"/>
-      </w:pPr>
-      <w:r>
-        <w:t>Formulário de cadastro de nova aeronave com os campos: código, modelo, tipo (</w:t>
-      </w:r>
-      <w:proofErr w:type="spellStart"/>
-      <w:r>
-        <w:t>dropdown</w:t>
-      </w:r>
-      <w:proofErr w:type="spellEnd"/>
-      <w:r>
-        <w:t>: COMERCIAL/MILITAR), capacidade, alcance, cliente e data de entrega.</w:t>
-      </w:r>
-    </w:p>
-    <w:p>
-      <w:pPr>
-        <w:spacing w:before="100" w:after="100"/>
-        <w:jc w:val="both"/>
-      </w:pPr>
-    </w:p>
-    <w:p>
-      <w:pPr>
-        <w:pBdr>
-          <w:top w:val="single" w:sz="1" w:space="0" w:color="CCCCCC"/>
-          <w:left w:val="single" w:sz="1" w:space="0" w:color="CCCCCC"/>
-          <w:bottom w:val="single" w:sz="1" w:space="0" w:color="CCCCCC"/>
-          <w:right w:val="single" w:sz="1" w:space="0" w:color="CCCCCC"/>
-        </w:pBdr>
-        <w:spacing w:before="200" w:after="200"/>
-        <w:jc w:val="both"/>
-      </w:pPr>
-      <w:proofErr w:type="gramStart"/>
-      <w:r>
-        <w:rPr>
-          <w:i/>
-          <w:iCs/>
-          <w:color w:val="999999"/>
-          <w:sz w:val="22"/>
-          <w:szCs w:val="22"/>
-        </w:rPr>
-        <w:lastRenderedPageBreak/>
-        <w:t>[Inserir</w:t>
-      </w:r>
-      <w:proofErr w:type="gramEnd"/>
-      <w:r>
-        <w:rPr>
-          <w:i/>
-          <w:iCs/>
-          <w:color w:val="999999"/>
-          <w:sz w:val="22"/>
-          <w:szCs w:val="22"/>
-        </w:rPr>
-        <w:t xml:space="preserve"> </w:t>
-      </w:r>
-      <w:proofErr w:type="spellStart"/>
-      <w:r>
-        <w:rPr>
-          <w:i/>
-          <w:iCs/>
-          <w:color w:val="999999"/>
-          <w:sz w:val="22"/>
-          <w:szCs w:val="22"/>
-        </w:rPr>
-        <w:t>wireframe</w:t>
-      </w:r>
-      <w:proofErr w:type="spellEnd"/>
-      <w:r>
-        <w:rPr>
-          <w:i/>
-          <w:iCs/>
-          <w:color w:val="999999"/>
-          <w:sz w:val="22"/>
-          <w:szCs w:val="22"/>
-        </w:rPr>
-        <w:t>: 7.5 Aeronaves — Cadastrar]</w:t>
-      </w:r>
-    </w:p>
-    <w:p>
-      <w:pPr>
-        <w:spacing w:before="100" w:after="100"/>
-        <w:jc w:val="both"/>
-      </w:pPr>
-    </w:p>
-    <w:p>
-      <w:pPr>
-        <w:pStyle w:val="Ttulo2"/>
-        <w:jc w:val="both"/>
-      </w:pPr>
-      <w:bookmarkStart w:id="18" w:name="_Toc229080339"/>
-      <w:r>
-        <w:t>7.6 Aeronaves — Editar</w:t>
-      </w:r>
-      <w:bookmarkEnd w:id="18"/>
-    </w:p>
-    <w:p>
-      <w:pPr>
-        <w:spacing w:before="100" w:after="100"/>
-        <w:jc w:val="both"/>
-      </w:pPr>
-      <w:r>
-        <w:t xml:space="preserve">Formulário idêntico ao cadastro, com todos os campos </w:t>
-      </w:r>
-      <w:proofErr w:type="spellStart"/>
-      <w:r>
-        <w:t>pré</w:t>
-      </w:r>
-      <w:proofErr w:type="spellEnd"/>
-      <w:r>
-        <w:t xml:space="preserve">-preenchidos. O campo código é </w:t>
-      </w:r>
-      <w:proofErr w:type="spellStart"/>
-      <w:r>
-        <w:t>read-only</w:t>
-      </w:r>
-      <w:proofErr w:type="spellEnd"/>
-      <w:r>
-        <w:t xml:space="preserve"> (não editável).</w:t>
-      </w:r>
-    </w:p>
-    <w:p>
-      <w:pPr>
-        <w:spacing w:before="100" w:after="100"/>
-        <w:jc w:val="both"/>
-      </w:pPr>
-    </w:p>
-    <w:p>
-      <w:pPr>
-        <w:pBdr>
-          <w:top w:val="single" w:sz="1" w:space="0" w:color="CCCCCC"/>
-          <w:left w:val="single" w:sz="1" w:space="0" w:color="CCCCCC"/>
-          <w:bottom w:val="single" w:sz="1" w:space="0" w:color="CCCCCC"/>
-          <w:right w:val="single" w:sz="1" w:space="0" w:color="CCCCCC"/>
-        </w:pBdr>
-        <w:spacing w:before="200" w:after="200"/>
-        <w:jc w:val="both"/>
-      </w:pPr>
-      <w:proofErr w:type="gramStart"/>
-      <w:r>
-        <w:rPr>
-          <w:i/>
-          <w:iCs/>
-          <w:color w:val="999999"/>
-          <w:sz w:val="22"/>
-          <w:szCs w:val="22"/>
-        </w:rPr>
-        <w:t>[Inserir</w:t>
-      </w:r>
-      <w:proofErr w:type="gramEnd"/>
-      <w:r>
-        <w:rPr>
-          <w:i/>
-          <w:iCs/>
-          <w:color w:val="999999"/>
-          <w:sz w:val="22"/>
-          <w:szCs w:val="22"/>
-        </w:rPr>
-        <w:t xml:space="preserve"> </w:t>
-      </w:r>
-      <w:proofErr w:type="spellStart"/>
-      <w:r>
-        <w:rPr>
-          <w:i/>
-          <w:iCs/>
-          <w:color w:val="999999"/>
-          <w:sz w:val="22"/>
-          <w:szCs w:val="22"/>
-        </w:rPr>
-        <w:t>wireframe</w:t>
-      </w:r>
-      <w:proofErr w:type="spellEnd"/>
-      <w:r>
-        <w:rPr>
-          <w:i/>
-          <w:iCs/>
-          <w:color w:val="999999"/>
-          <w:sz w:val="22"/>
-          <w:szCs w:val="22"/>
-        </w:rPr>
-        <w:t>: 7.6 Aeronaves — Editar]</w:t>
-      </w:r>
-    </w:p>
-    <w:p>
-      <w:pPr>
-        <w:spacing w:before="100" w:after="100"/>
-        <w:jc w:val="both"/>
-      </w:pPr>
-    </w:p>
-    <w:p>
-      <w:pPr>
-        <w:pStyle w:val="Ttulo2"/>
-        <w:jc w:val="both"/>
-      </w:pPr>
-      <w:bookmarkStart w:id="19" w:name="_Toc229080340"/>
-      <w:r>
-        <w:t>7.7 Aeronaves — Detalhar (Etapas)</w:t>
-      </w:r>
-      <w:bookmarkEnd w:id="19"/>
-    </w:p>
-    <w:p>
-      <w:pPr>
-        <w:spacing w:before="100" w:after="100"/>
-        <w:jc w:val="both"/>
-      </w:pPr>
-      <w:r>
-        <w:t xml:space="preserve">Tela de detalhe da aeronave com </w:t>
-      </w:r>
-      <w:proofErr w:type="spellStart"/>
-      <w:r>
-        <w:t>sidebar</w:t>
-      </w:r>
-      <w:proofErr w:type="spellEnd"/>
-      <w:r>
-        <w:t xml:space="preserve"> contendo os dados completos do modelo. Área principal com </w:t>
-      </w:r>
-      <w:proofErr w:type="spellStart"/>
-      <w:r>
-        <w:t>tabs</w:t>
-      </w:r>
-      <w:proofErr w:type="spellEnd"/>
-      <w:r>
-        <w:t xml:space="preserve">: Etapas, Peças e Testes. </w:t>
-      </w:r>
-      <w:proofErr w:type="spellStart"/>
-      <w:r>
-        <w:t>Tab</w:t>
-      </w:r>
-      <w:proofErr w:type="spellEnd"/>
-      <w:r>
-        <w:t xml:space="preserve"> Etapas aberta por padrão, exibindo lista de etapas com nome, prazo, status e funcionários associados.</w:t>
-      </w:r>
-    </w:p>
-    <w:p>
-      <w:pPr>
-        <w:spacing w:before="100" w:after="100"/>
-        <w:jc w:val="both"/>
-      </w:pPr>
-    </w:p>
-    <w:p>
-      <w:pPr>
-        <w:pBdr>
-          <w:top w:val="single" w:sz="1" w:space="0" w:color="CCCCCC"/>
-          <w:left w:val="single" w:sz="1" w:space="0" w:color="CCCCCC"/>
-          <w:bottom w:val="single" w:sz="1" w:space="0" w:color="CCCCCC"/>
-          <w:right w:val="single" w:sz="1" w:space="0" w:color="CCCCCC"/>
-        </w:pBdr>
-        <w:spacing w:before="200" w:after="200"/>
-        <w:jc w:val="both"/>
-      </w:pPr>
-      <w:r>
-        <w:rPr>
-          <w:i/>
-          <w:iCs/>
-          <w:color w:val="999999"/>
-          <w:sz w:val="22"/>
-          <w:szCs w:val="22"/>
-        </w:rPr>
-        <w:t xml:space="preserve">[Inserir </w:t>
-      </w:r>
-      <w:proofErr w:type="spellStart"/>
-      <w:r>
-        <w:rPr>
-          <w:i/>
-          <w:iCs/>
-          <w:color w:val="999999"/>
-          <w:sz w:val="22"/>
-          <w:szCs w:val="22"/>
-        </w:rPr>
-        <w:t>wireframe</w:t>
-      </w:r>
-      <w:proofErr w:type="spellEnd"/>
-      <w:r>
-        <w:rPr>
-          <w:i/>
-          <w:iCs/>
-          <w:color w:val="999999"/>
-          <w:sz w:val="22"/>
-          <w:szCs w:val="22"/>
-        </w:rPr>
-        <w:t>: 7.7 Aeronaves — Detalhar (</w:t>
-      </w:r>
-      <w:proofErr w:type="gramStart"/>
-      <w:r>
-        <w:rPr>
-          <w:i/>
-          <w:iCs/>
-          <w:color w:val="999999"/>
-          <w:sz w:val="22"/>
-          <w:szCs w:val="22"/>
-        </w:rPr>
-        <w:t>Etapas)]</w:t>
-      </w:r>
-      <w:proofErr w:type="gramEnd"/>
-    </w:p>
-    <w:p>
-      <w:pPr>
-        <w:spacing w:before="100" w:after="100"/>
-        <w:jc w:val="both"/>
-      </w:pPr>
-    </w:p>
-    <w:p>
-      <w:pPr>
-        <w:pStyle w:val="Ttulo2"/>
-        <w:jc w:val="both"/>
-      </w:pPr>
-      <w:bookmarkStart w:id="20" w:name="_Toc229080341"/>
-      <w:r>
-        <w:t>7.8 Aeronaves — Detalhar (Peças)</w:t>
-      </w:r>
-      <w:bookmarkEnd w:id="20"/>
-    </w:p>
-    <w:p>
-      <w:pPr>
-        <w:spacing w:before="100" w:after="100"/>
-        <w:jc w:val="both"/>
-      </w:pPr>
-      <w:r>
-        <w:t xml:space="preserve">Mesma estrutura da tela de detalhe, com </w:t>
-      </w:r>
-      <w:proofErr w:type="spellStart"/>
-      <w:r>
-        <w:t>tab</w:t>
-      </w:r>
-      <w:proofErr w:type="spellEnd"/>
-      <w:r>
-        <w:t xml:space="preserve"> Peças ativa. Lista peças vinculadas à aeronave com nome, tipo, fornecedor, status e ações.</w:t>
-      </w:r>
-    </w:p>
-    <w:p>
-      <w:pPr>
-        <w:spacing w:before="100" w:after="100"/>
-        <w:jc w:val="both"/>
-      </w:pPr>
-    </w:p>
-    <w:p>
-      <w:pPr>
-        <w:pBdr>
-          <w:top w:val="single" w:sz="1" w:space="0" w:color="CCCCCC"/>
-          <w:left w:val="single" w:sz="1" w:space="0" w:color="CCCCCC"/>
-          <w:bottom w:val="single" w:sz="1" w:space="0" w:color="CCCCCC"/>
-          <w:right w:val="single" w:sz="1" w:space="0" w:color="CCCCCC"/>
-        </w:pBdr>
-        <w:spacing w:before="200" w:after="200"/>
-        <w:jc w:val="both"/>
-      </w:pPr>
-      <w:r>
-        <w:rPr>
-          <w:i/>
-          <w:iCs/>
-          <w:color w:val="999999"/>
-          <w:sz w:val="22"/>
-          <w:szCs w:val="22"/>
-        </w:rPr>
-        <w:t xml:space="preserve">[Inserir </w:t>
-      </w:r>
-      <w:proofErr w:type="spellStart"/>
-      <w:r>
-        <w:rPr>
-          <w:i/>
-          <w:iCs/>
-          <w:color w:val="999999"/>
-          <w:sz w:val="22"/>
-          <w:szCs w:val="22"/>
-        </w:rPr>
-        <w:t>wireframe</w:t>
-      </w:r>
-      <w:proofErr w:type="spellEnd"/>
-      <w:r>
-        <w:rPr>
-          <w:i/>
-          <w:iCs/>
-          <w:color w:val="999999"/>
-          <w:sz w:val="22"/>
-          <w:szCs w:val="22"/>
-        </w:rPr>
-        <w:t>: 7.8 Aeronaves — Detalhar (</w:t>
-      </w:r>
-      <w:proofErr w:type="gramStart"/>
-      <w:r>
-        <w:rPr>
-          <w:i/>
-          <w:iCs/>
-          <w:color w:val="999999"/>
-          <w:sz w:val="22"/>
-          <w:szCs w:val="22"/>
-        </w:rPr>
-        <w:t>Peças)]</w:t>
-      </w:r>
-      <w:proofErr w:type="gramEnd"/>
-    </w:p>
-    <w:p>
-      <w:pPr>
-        <w:spacing w:before="100" w:after="100"/>
-        <w:jc w:val="both"/>
-      </w:pPr>
-    </w:p>
-    <w:p>
-      <w:pPr>
-        <w:pStyle w:val="Ttulo2"/>
-        <w:jc w:val="both"/>
-      </w:pPr>
-      <w:bookmarkStart w:id="21" w:name="_Toc229080342"/>
-      <w:r>
-        <w:t>7.9 Aeronaves — Detalhar (Testes)</w:t>
-      </w:r>
-      <w:bookmarkEnd w:id="21"/>
-    </w:p>
-    <w:p>
-      <w:pPr>
-        <w:spacing w:before="100" w:after="100"/>
-        <w:jc w:val="both"/>
-      </w:pPr>
-      <w:r>
-        <w:t xml:space="preserve">Mesma estrutura da tela de detalhe, com </w:t>
-      </w:r>
-      <w:proofErr w:type="spellStart"/>
-      <w:r>
-        <w:t>tab</w:t>
-      </w:r>
-      <w:proofErr w:type="spellEnd"/>
-      <w:r>
-        <w:t xml:space="preserve"> Testes ativa. Lista testes realizados com tipo e resultado.</w:t>
-      </w:r>
-    </w:p>
-    <w:p>
-      <w:pPr>
-        <w:spacing w:before="100" w:after="100"/>
-        <w:jc w:val="both"/>
-      </w:pPr>
-    </w:p>
-    <w:p>
-      <w:pPr>
-        <w:pBdr>
-          <w:top w:val="single" w:sz="1" w:space="0" w:color="CCCCCC"/>
-          <w:left w:val="single" w:sz="1" w:space="0" w:color="CCCCCC"/>
-          <w:bottom w:val="single" w:sz="1" w:space="0" w:color="CCCCCC"/>
-          <w:right w:val="single" w:sz="1" w:space="0" w:color="CCCCCC"/>
-        </w:pBdr>
-        <w:spacing w:before="200" w:after="200"/>
-        <w:jc w:val="both"/>
-      </w:pPr>
-      <w:r>
-        <w:rPr>
-          <w:i/>
-          <w:iCs/>
-          <w:color w:val="999999"/>
-          <w:sz w:val="22"/>
-          <w:szCs w:val="22"/>
-        </w:rPr>
-        <w:t xml:space="preserve">[Inserir </w:t>
-      </w:r>
-      <w:proofErr w:type="spellStart"/>
-      <w:r>
-        <w:rPr>
-          <w:i/>
-          <w:iCs/>
-          <w:color w:val="999999"/>
-          <w:sz w:val="22"/>
-          <w:szCs w:val="22"/>
-        </w:rPr>
-        <w:t>wireframe</w:t>
-      </w:r>
-      <w:proofErr w:type="spellEnd"/>
-      <w:r>
-        <w:rPr>
-          <w:i/>
-          <w:iCs/>
-          <w:color w:val="999999"/>
-          <w:sz w:val="22"/>
-          <w:szCs w:val="22"/>
-        </w:rPr>
-        <w:t>: 7.9 Aeronaves — Detalhar (</w:t>
-      </w:r>
-      <w:proofErr w:type="gramStart"/>
-      <w:r>
-        <w:rPr>
-          <w:i/>
-          <w:iCs/>
-          <w:color w:val="999999"/>
-          <w:sz w:val="22"/>
-          <w:szCs w:val="22"/>
-        </w:rPr>
-        <w:t>Testes)]</w:t>
-      </w:r>
-      <w:proofErr w:type="gramEnd"/>
-    </w:p>
-    <w:p>
-      <w:pPr>
-        <w:spacing w:before="100" w:after="100"/>
-        <w:jc w:val="both"/>
-      </w:pPr>
-    </w:p>
-    <w:p>
-      <w:pPr>
-        <w:pStyle w:val="Ttulo2"/>
-        <w:jc w:val="both"/>
-      </w:pPr>
-      <w:bookmarkStart w:id="22" w:name="_Toc229080343"/>
-      <w:r>
-        <w:t>7.10 Nova Etapa</w:t>
-      </w:r>
-      <w:bookmarkEnd w:id="22"/>
-    </w:p>
-    <w:p>
-      <w:pPr>
-        <w:spacing w:before="100" w:after="100"/>
-        <w:jc w:val="both"/>
-      </w:pPr>
-      <w:r>
-        <w:t>Formulário de cadastro de etapa vinculada a uma aeronave. Campos: código da aeronave (</w:t>
-      </w:r>
-      <w:proofErr w:type="spellStart"/>
-      <w:r>
-        <w:t>read-only</w:t>
-      </w:r>
-      <w:proofErr w:type="spellEnd"/>
-      <w:r>
-        <w:t>), nome, prazo, status (</w:t>
-      </w:r>
-      <w:proofErr w:type="spellStart"/>
-      <w:r>
-        <w:t>dropdown</w:t>
-      </w:r>
-      <w:proofErr w:type="spellEnd"/>
-      <w:r>
-        <w:t>) e funcionários associados (seleção múltipla).</w:t>
-      </w:r>
-    </w:p>
-    <w:p>
-      <w:pPr>
-        <w:spacing w:before="100" w:after="100"/>
-        <w:jc w:val="both"/>
-      </w:pPr>
-    </w:p>
-    <w:p>
-      <w:pPr>
-        <w:pBdr>
-          <w:top w:val="single" w:sz="1" w:space="0" w:color="CCCCCC"/>
-          <w:left w:val="single" w:sz="1" w:space="0" w:color="CCCCCC"/>
-          <w:bottom w:val="single" w:sz="1" w:space="0" w:color="CCCCCC"/>
-          <w:right w:val="single" w:sz="1" w:space="0" w:color="CCCCCC"/>
-        </w:pBdr>
-        <w:spacing w:before="200" w:after="200"/>
-        <w:jc w:val="both"/>
-      </w:pPr>
-      <w:proofErr w:type="gramStart"/>
-      <w:r>
-        <w:rPr>
-          <w:i/>
-          <w:iCs/>
-          <w:color w:val="999999"/>
-          <w:sz w:val="22"/>
-          <w:szCs w:val="22"/>
-        </w:rPr>
-        <w:t>[Inserir</w:t>
-      </w:r>
-      <w:proofErr w:type="gramEnd"/>
-      <w:r>
-        <w:rPr>
-          <w:i/>
-          <w:iCs/>
-          <w:color w:val="999999"/>
-          <w:sz w:val="22"/>
-          <w:szCs w:val="22"/>
-        </w:rPr>
-        <w:t xml:space="preserve"> </w:t>
-      </w:r>
-      <w:proofErr w:type="spellStart"/>
-      <w:r>
-        <w:rPr>
-          <w:i/>
-          <w:iCs/>
-          <w:color w:val="999999"/>
-          <w:sz w:val="22"/>
-          <w:szCs w:val="22"/>
-        </w:rPr>
-        <w:t>wireframe</w:t>
-      </w:r>
-      <w:proofErr w:type="spellEnd"/>
-      <w:r>
-        <w:rPr>
-          <w:i/>
-          <w:iCs/>
-          <w:color w:val="999999"/>
-          <w:sz w:val="22"/>
-          <w:szCs w:val="22"/>
-        </w:rPr>
-        <w:t>: 7.10 Nova Etapa]</w:t>
-      </w:r>
-    </w:p>
-    <w:p>
-      <w:pPr>
-        <w:spacing w:before="100" w:after="100"/>
-        <w:jc w:val="both"/>
-      </w:pPr>
-    </w:p>
-    <w:p>
-      <w:pPr>
-        <w:pStyle w:val="Ttulo2"/>
-        <w:jc w:val="both"/>
-      </w:pPr>
-      <w:bookmarkStart w:id="23" w:name="_Toc229080344"/>
-      <w:r>
-        <w:t>7.11 Nova Peça</w:t>
-      </w:r>
-      <w:bookmarkEnd w:id="23"/>
-    </w:p>
-    <w:p>
-      <w:pPr>
-        <w:spacing w:before="100" w:after="100"/>
-        <w:jc w:val="both"/>
-      </w:pPr>
-      <w:r>
-        <w:lastRenderedPageBreak/>
-        <w:t>Formulário de cadastro de peça vinculada a uma aeronave. Campos: código da aeronave (</w:t>
-      </w:r>
-      <w:proofErr w:type="spellStart"/>
-      <w:r>
-        <w:t>read-only</w:t>
-      </w:r>
-      <w:proofErr w:type="spellEnd"/>
-      <w:r>
-        <w:t>), nome da peça, fornecedor, tipo (</w:t>
-      </w:r>
-      <w:proofErr w:type="spellStart"/>
-      <w:r>
-        <w:t>dropdown</w:t>
-      </w:r>
-      <w:proofErr w:type="spellEnd"/>
-      <w:r>
-        <w:t>: NACIONAL/IMPORTADA) e status (</w:t>
-      </w:r>
-      <w:proofErr w:type="spellStart"/>
-      <w:r>
-        <w:t>dropdown</w:t>
-      </w:r>
-      <w:proofErr w:type="spellEnd"/>
-      <w:r>
-        <w:t>: EM_PRODUCAO/EM_TRANSPORTE/PRONTA).</w:t>
-      </w:r>
-    </w:p>
-    <w:p>
-      <w:pPr>
-        <w:spacing w:before="100" w:after="100"/>
-        <w:jc w:val="both"/>
-      </w:pPr>
-    </w:p>
-    <w:p>
-      <w:pPr>
-        <w:pBdr>
-          <w:top w:val="single" w:sz="1" w:space="0" w:color="CCCCCC"/>
-          <w:left w:val="single" w:sz="1" w:space="0" w:color="CCCCCC"/>
-          <w:bottom w:val="single" w:sz="1" w:space="0" w:color="CCCCCC"/>
-          <w:right w:val="single" w:sz="1" w:space="0" w:color="CCCCCC"/>
-        </w:pBdr>
-        <w:spacing w:before="200" w:after="200"/>
-        <w:jc w:val="both"/>
-      </w:pPr>
-      <w:proofErr w:type="gramStart"/>
-      <w:r>
-        <w:rPr>
-          <w:i/>
-          <w:iCs/>
-          <w:color w:val="999999"/>
-          <w:sz w:val="22"/>
-          <w:szCs w:val="22"/>
-        </w:rPr>
-        <w:t>[Inserir</w:t>
-      </w:r>
-      <w:proofErr w:type="gramEnd"/>
-      <w:r>
-        <w:rPr>
-          <w:i/>
-          <w:iCs/>
-          <w:color w:val="999999"/>
-          <w:sz w:val="22"/>
-          <w:szCs w:val="22"/>
-        </w:rPr>
-        <w:t xml:space="preserve"> </w:t>
-      </w:r>
-      <w:proofErr w:type="spellStart"/>
-      <w:r>
-        <w:rPr>
-          <w:i/>
-          <w:iCs/>
-          <w:color w:val="999999"/>
-          <w:sz w:val="22"/>
-          <w:szCs w:val="22"/>
-        </w:rPr>
-        <w:t>wireframe</w:t>
-      </w:r>
-      <w:proofErr w:type="spellEnd"/>
-      <w:r>
-        <w:rPr>
-          <w:i/>
-          <w:iCs/>
-          <w:color w:val="999999"/>
-          <w:sz w:val="22"/>
-          <w:szCs w:val="22"/>
-        </w:rPr>
-        <w:t>: 7.11 Nova Peça]</w:t>
-      </w:r>
-    </w:p>
-    <w:p>
-      <w:pPr>
-        <w:spacing w:before="100" w:after="100"/>
-        <w:jc w:val="both"/>
-      </w:pPr>
-    </w:p>
-    <w:p>
-      <w:pPr>
-        <w:pStyle w:val="Ttulo2"/>
-        <w:jc w:val="both"/>
-      </w:pPr>
-      <w:bookmarkStart w:id="24" w:name="_Toc229080345"/>
-      <w:r>
-        <w:t>7.12 Novo Teste</w:t>
-      </w:r>
-      <w:bookmarkEnd w:id="24"/>
-    </w:p>
-    <w:p>
-      <w:pPr>
-        <w:spacing w:before="100" w:after="100"/>
-        <w:jc w:val="both"/>
-      </w:pPr>
-      <w:r>
-        <w:t>Formulário de cadastro de teste vinculado a uma aeronave. Campos: código da aeronave (</w:t>
-      </w:r>
-      <w:proofErr w:type="spellStart"/>
-      <w:r>
-        <w:t>read-only</w:t>
-      </w:r>
-      <w:proofErr w:type="spellEnd"/>
-      <w:r>
-        <w:t>), tipo (</w:t>
-      </w:r>
-      <w:proofErr w:type="spellStart"/>
-      <w:r>
-        <w:t>dropdown</w:t>
-      </w:r>
-      <w:proofErr w:type="spellEnd"/>
-      <w:r>
-        <w:t>: ELÉTRICO/HIDRÁULICO/AERODINÂMICO) e resultado (</w:t>
-      </w:r>
-      <w:proofErr w:type="spellStart"/>
-      <w:r>
-        <w:t>dropdown</w:t>
-      </w:r>
-      <w:proofErr w:type="spellEnd"/>
-      <w:r>
-        <w:t>: APROVADO/REPROVADO).</w:t>
-      </w:r>
-    </w:p>
-    <w:p>
-      <w:pPr>
-        <w:spacing w:before="100" w:after="100"/>
-        <w:jc w:val="both"/>
-      </w:pPr>
-    </w:p>
-    <w:p>
-      <w:pPr>
-        <w:pBdr>
-          <w:top w:val="single" w:sz="1" w:space="0" w:color="CCCCCC"/>
-          <w:left w:val="single" w:sz="1" w:space="0" w:color="CCCCCC"/>
-          <w:bottom w:val="single" w:sz="1" w:space="0" w:color="CCCCCC"/>
-          <w:right w:val="single" w:sz="1" w:space="0" w:color="CCCCCC"/>
-        </w:pBdr>
-        <w:spacing w:before="200" w:after="200"/>
-        <w:jc w:val="both"/>
-      </w:pPr>
-      <w:proofErr w:type="gramStart"/>
-      <w:r>
-        <w:rPr>
-          <w:i/>
-          <w:iCs/>
-          <w:color w:val="999999"/>
-          <w:sz w:val="22"/>
-          <w:szCs w:val="22"/>
-        </w:rPr>
-        <w:t>[Inserir</w:t>
-      </w:r>
-      <w:proofErr w:type="gramEnd"/>
-      <w:r>
-        <w:rPr>
-          <w:i/>
-          <w:iCs/>
-          <w:color w:val="999999"/>
-          <w:sz w:val="22"/>
-          <w:szCs w:val="22"/>
-        </w:rPr>
-        <w:t xml:space="preserve"> </w:t>
-      </w:r>
-      <w:proofErr w:type="spellStart"/>
-      <w:r>
-        <w:rPr>
-          <w:i/>
-          <w:iCs/>
-          <w:color w:val="999999"/>
-          <w:sz w:val="22"/>
-          <w:szCs w:val="22"/>
-        </w:rPr>
-        <w:t>wireframe</w:t>
-      </w:r>
-      <w:proofErr w:type="spellEnd"/>
-      <w:r>
-        <w:rPr>
-          <w:i/>
-          <w:iCs/>
-          <w:color w:val="999999"/>
-          <w:sz w:val="22"/>
-          <w:szCs w:val="22"/>
-        </w:rPr>
-        <w:t>: 7.12 Novo Teste]</w:t>
-      </w:r>
-    </w:p>
-    <w:p>
-      <w:pPr>
-        <w:spacing w:before="100" w:after="100"/>
-        <w:jc w:val="both"/>
-      </w:pPr>
-    </w:p>
-    <w:p>
-      <w:pPr>
-        <w:pStyle w:val="Ttulo2"/>
-        <w:jc w:val="both"/>
-      </w:pPr>
-      <w:bookmarkStart w:id="25" w:name="_Toc229080346"/>
-      <w:r>
-        <w:t>7.13 Relatório</w:t>
-      </w:r>
-      <w:bookmarkEnd w:id="25"/>
-    </w:p>
-    <w:p>
-      <w:pPr>
-        <w:spacing w:before="100" w:after="100"/>
-        <w:jc w:val="both"/>
-      </w:pPr>
-      <w:r>
-        <w:t xml:space="preserve">Tela de visualização do relatório de entrega. </w:t>
-      </w:r>
-      <w:proofErr w:type="spellStart"/>
-      <w:r>
-        <w:t>Sidebar</w:t>
-      </w:r>
-      <w:proofErr w:type="spellEnd"/>
-      <w:r>
-        <w:t xml:space="preserve"> com dados completos da aeronave. Área principal exibindo peças utilizadas, etapas realizadas e testes realizados. Botão para exportar o relatório.</w:t>
-      </w:r>
-    </w:p>
-    <w:p>
-      <w:pPr>
-        <w:spacing w:before="100" w:after="100"/>
-        <w:jc w:val="both"/>
-      </w:pPr>
-    </w:p>
-    <w:p>
-      <w:pPr>
-        <w:pBdr>
-          <w:top w:val="single" w:sz="1" w:space="0" w:color="CCCCCC"/>
-          <w:left w:val="single" w:sz="1" w:space="0" w:color="CCCCCC"/>
-          <w:bottom w:val="single" w:sz="1" w:space="0" w:color="CCCCCC"/>
-          <w:right w:val="single" w:sz="1" w:space="0" w:color="CCCCCC"/>
-        </w:pBdr>
-        <w:spacing w:before="200" w:after="200"/>
-        <w:jc w:val="both"/>
-      </w:pPr>
-      <w:proofErr w:type="gramStart"/>
-      <w:r>
-        <w:rPr>
-          <w:i/>
-          <w:iCs/>
-          <w:color w:val="999999"/>
-          <w:sz w:val="22"/>
-          <w:szCs w:val="22"/>
-        </w:rPr>
-        <w:t>[Inserir</w:t>
-      </w:r>
-      <w:proofErr w:type="gramEnd"/>
-      <w:r>
-        <w:rPr>
-          <w:i/>
-          <w:iCs/>
-          <w:color w:val="999999"/>
-          <w:sz w:val="22"/>
-          <w:szCs w:val="22"/>
-        </w:rPr>
-        <w:t xml:space="preserve"> </w:t>
-      </w:r>
-      <w:proofErr w:type="spellStart"/>
-      <w:r>
-        <w:rPr>
-          <w:i/>
-          <w:iCs/>
-          <w:color w:val="999999"/>
-          <w:sz w:val="22"/>
-          <w:szCs w:val="22"/>
-        </w:rPr>
-        <w:t>wireframe</w:t>
-      </w:r>
-      <w:proofErr w:type="spellEnd"/>
-      <w:r>
-        <w:rPr>
-          <w:i/>
-          <w:iCs/>
-          <w:color w:val="999999"/>
-          <w:sz w:val="22"/>
-          <w:szCs w:val="22"/>
-        </w:rPr>
-        <w:t>: 7.13 Relatório]</w:t>
-      </w:r>
-    </w:p>
-    <w:p>
-      <w:pPr>
-        <w:spacing w:before="100" w:after="100"/>
-        <w:jc w:val="both"/>
-      </w:pPr>
-    </w:p>
-    <w:p>
-      <w:pPr>
-        <w:pStyle w:val="Ttulo2"/>
-        <w:jc w:val="both"/>
-      </w:pPr>
-      <w:bookmarkStart w:id="26" w:name="_Toc229080347"/>
-      <w:r>
-        <w:t>7.14 Funcionários — Listagem</w:t>
-      </w:r>
-      <w:bookmarkEnd w:id="26"/>
-    </w:p>
-    <w:p>
-      <w:pPr>
-        <w:spacing w:before="100" w:after="100"/>
-        <w:jc w:val="both"/>
-      </w:pPr>
-      <w:r>
-        <w:t>Tabela de funcionários com id, nome, endereço, telefone, usuário e nível de permissão. Permite busca por nome. Ações: editar e excluir. Botão de novo funcionário. Exclusivo para Administrador.</w:t>
-      </w:r>
-    </w:p>
-    <w:p>
-      <w:pPr>
-        <w:spacing w:before="100" w:after="100"/>
-        <w:jc w:val="both"/>
-      </w:pPr>
-    </w:p>
-    <w:p>
-      <w:pPr>
-        <w:pBdr>
-          <w:top w:val="single" w:sz="1" w:space="0" w:color="CCCCCC"/>
-          <w:left w:val="single" w:sz="1" w:space="0" w:color="CCCCCC"/>
-          <w:bottom w:val="single" w:sz="1" w:space="0" w:color="CCCCCC"/>
-          <w:right w:val="single" w:sz="1" w:space="0" w:color="CCCCCC"/>
-        </w:pBdr>
-        <w:spacing w:before="200" w:after="200"/>
-        <w:jc w:val="both"/>
-      </w:pPr>
-      <w:proofErr w:type="gramStart"/>
-      <w:r>
-        <w:rPr>
-          <w:i/>
-          <w:iCs/>
-          <w:color w:val="999999"/>
-          <w:sz w:val="22"/>
-          <w:szCs w:val="22"/>
-        </w:rPr>
-        <w:t>[Inserir</w:t>
-      </w:r>
-      <w:proofErr w:type="gramEnd"/>
-      <w:r>
-        <w:rPr>
-          <w:i/>
-          <w:iCs/>
-          <w:color w:val="999999"/>
-          <w:sz w:val="22"/>
-          <w:szCs w:val="22"/>
-        </w:rPr>
-        <w:t xml:space="preserve"> </w:t>
-      </w:r>
-      <w:proofErr w:type="spellStart"/>
-      <w:r>
-        <w:rPr>
-          <w:i/>
-          <w:iCs/>
-          <w:color w:val="999999"/>
-          <w:sz w:val="22"/>
-          <w:szCs w:val="22"/>
-        </w:rPr>
-        <w:t>wireframe</w:t>
-      </w:r>
-      <w:proofErr w:type="spellEnd"/>
-      <w:r>
-        <w:rPr>
-          <w:i/>
-          <w:iCs/>
-          <w:color w:val="999999"/>
-          <w:sz w:val="22"/>
-          <w:szCs w:val="22"/>
-        </w:rPr>
-        <w:t>: 7.14 Funcionários — Listagem]</w:t>
-      </w:r>
-    </w:p>
-    <w:p>
-      <w:pPr>
-        <w:spacing w:before="100" w:after="100"/>
-        <w:jc w:val="both"/>
-      </w:pPr>
-    </w:p>
-    <w:p>
-      <w:pPr>
-        <w:pStyle w:val="Ttulo2"/>
-        <w:jc w:val="both"/>
-      </w:pPr>
-      <w:bookmarkStart w:id="27" w:name="_Toc229080348"/>
-      <w:r>
-        <w:t>7.15 Funcionários — Cadastrar</w:t>
-      </w:r>
-      <w:bookmarkEnd w:id="27"/>
-    </w:p>
-    <w:p>
-      <w:pPr>
-        <w:spacing w:before="100" w:after="100"/>
-        <w:jc w:val="both"/>
-      </w:pPr>
-      <w:r>
-        <w:t xml:space="preserve">Formulário de cadastro de funcionário com os campos: código, nome, telefone, endereço, </w:t>
-      </w:r>
-      <w:proofErr w:type="spellStart"/>
-      <w:r>
-        <w:t>username</w:t>
-      </w:r>
-      <w:proofErr w:type="spellEnd"/>
-      <w:r>
-        <w:t>, senha e nível de permissão (</w:t>
-      </w:r>
-      <w:proofErr w:type="spellStart"/>
-      <w:r>
-        <w:t>dropdown</w:t>
-      </w:r>
-      <w:proofErr w:type="spellEnd"/>
-      <w:r>
-        <w:t>: OPERADOR/ENGENHEIRO/ADMINISTRADOR).</w:t>
-      </w:r>
-    </w:p>
-    <w:p>
-      <w:pPr>
-        <w:spacing w:before="100" w:after="100"/>
-        <w:jc w:val="both"/>
-      </w:pPr>
-    </w:p>
-    <w:p>
-      <w:pPr>
-        <w:pBdr>
-          <w:top w:val="single" w:sz="1" w:space="0" w:color="CCCCCC"/>
-          <w:left w:val="single" w:sz="1" w:space="0" w:color="CCCCCC"/>
-          <w:bottom w:val="single" w:sz="1" w:space="0" w:color="CCCCCC"/>
-          <w:right w:val="single" w:sz="1" w:space="0" w:color="CCCCCC"/>
-        </w:pBdr>
-        <w:spacing w:before="200" w:after="200"/>
-        <w:jc w:val="both"/>
-      </w:pPr>
-      <w:proofErr w:type="gramStart"/>
-      <w:r>
-        <w:rPr>
-          <w:i/>
-          <w:iCs/>
-          <w:color w:val="999999"/>
-          <w:sz w:val="22"/>
-          <w:szCs w:val="22"/>
-        </w:rPr>
-        <w:t>[Inserir</w:t>
-      </w:r>
-      <w:proofErr w:type="gramEnd"/>
-      <w:r>
-        <w:rPr>
-          <w:i/>
-          <w:iCs/>
-          <w:color w:val="999999"/>
-          <w:sz w:val="22"/>
-          <w:szCs w:val="22"/>
-        </w:rPr>
-        <w:t xml:space="preserve"> </w:t>
-      </w:r>
-      <w:proofErr w:type="spellStart"/>
-      <w:r>
-        <w:rPr>
-          <w:i/>
-          <w:iCs/>
-          <w:color w:val="999999"/>
-          <w:sz w:val="22"/>
-          <w:szCs w:val="22"/>
-        </w:rPr>
-        <w:t>wireframe</w:t>
-      </w:r>
-      <w:proofErr w:type="spellEnd"/>
-      <w:r>
-        <w:rPr>
-          <w:i/>
-          <w:iCs/>
-          <w:color w:val="999999"/>
-          <w:sz w:val="22"/>
-          <w:szCs w:val="22"/>
-        </w:rPr>
-        <w:t>: 7.15 Funcionários — Cadastrar]</w:t>
-      </w:r>
-    </w:p>
-    <w:p>
-      <w:pPr>
-        <w:spacing w:before="100" w:after="100"/>
-        <w:jc w:val="both"/>
-      </w:pPr>
-    </w:p>
-    <w:p>
-      <w:pPr>
-        <w:pStyle w:val="Ttulo2"/>
-        <w:jc w:val="both"/>
-      </w:pPr>
-      <w:bookmarkStart w:id="28" w:name="_Toc229080349"/>
-      <w:r>
-        <w:t>7.16 Funcionários — Editar</w:t>
-      </w:r>
-      <w:bookmarkEnd w:id="28"/>
-    </w:p>
-    <w:p>
-      <w:pPr>
-        <w:spacing w:before="100" w:after="100"/>
-        <w:jc w:val="both"/>
-      </w:pPr>
-      <w:r>
-        <w:t xml:space="preserve">Formulário idêntico ao cadastro, com campos </w:t>
-      </w:r>
-      <w:proofErr w:type="spellStart"/>
-      <w:r>
-        <w:t>pré</w:t>
-      </w:r>
-      <w:proofErr w:type="spellEnd"/>
-      <w:r>
-        <w:t xml:space="preserve">-preenchidos. O campo código é </w:t>
-      </w:r>
-      <w:proofErr w:type="spellStart"/>
-      <w:r>
-        <w:t>read-only</w:t>
-      </w:r>
-      <w:proofErr w:type="spellEnd"/>
-      <w:r>
-        <w:t>.</w:t>
-      </w:r>
-    </w:p>
-    <w:p>
-      <w:pPr>
-        <w:spacing w:before="100" w:after="100"/>
-        <w:jc w:val="both"/>
-      </w:pPr>
-    </w:p>
-    <w:p>
-      <w:pPr>
-        <w:pBdr>
-          <w:top w:val="single" w:sz="1" w:space="0" w:color="CCCCCC"/>
-          <w:left w:val="single" w:sz="1" w:space="0" w:color="CCCCCC"/>
-          <w:bottom w:val="single" w:sz="1" w:space="0" w:color="CCCCCC"/>
-          <w:right w:val="single" w:sz="1" w:space="0" w:color="CCCCCC"/>
-        </w:pBdr>
-        <w:spacing w:before="200" w:after="200"/>
-        <w:jc w:val="both"/>
-      </w:pPr>
-      <w:proofErr w:type="gramStart"/>
-      <w:r>
-        <w:rPr>
-          <w:i/>
-          <w:iCs/>
-          <w:color w:val="999999"/>
-          <w:sz w:val="22"/>
-          <w:szCs w:val="22"/>
-        </w:rPr>
-        <w:t>[Inserir</w:t>
-      </w:r>
-      <w:proofErr w:type="gramEnd"/>
-      <w:r>
-        <w:rPr>
-          <w:i/>
-          <w:iCs/>
-          <w:color w:val="999999"/>
-          <w:sz w:val="22"/>
-          <w:szCs w:val="22"/>
-        </w:rPr>
-        <w:t xml:space="preserve"> </w:t>
-      </w:r>
-      <w:proofErr w:type="spellStart"/>
-      <w:r>
-        <w:rPr>
-          <w:i/>
-          <w:iCs/>
-          <w:color w:val="999999"/>
-          <w:sz w:val="22"/>
-          <w:szCs w:val="22"/>
-        </w:rPr>
-        <w:t>wireframe</w:t>
-      </w:r>
-      <w:proofErr w:type="spellEnd"/>
-      <w:r>
-        <w:rPr>
-          <w:i/>
-          <w:iCs/>
-          <w:color w:val="999999"/>
-          <w:sz w:val="22"/>
-          <w:szCs w:val="22"/>
-        </w:rPr>
-        <w:t>: 7.16 Funcionários — Editar]</w:t>
-      </w:r>
-    </w:p>
-    <w:p>
-      <w:pPr>
-        <w:spacing w:before="100" w:after="100"/>
-        <w:jc w:val="both"/>
-      </w:pPr>
-    </w:p>
-    <w:p>
-      <w:pPr>
-        <w:jc w:val="both"/>
-      </w:pPr>
-      <w:r>
-        <w:br w:type="page"/>
-      </w:r>
     </w:p>
     <w:p>
       <w:pPr>
@@ -6491,12 +5665,11 @@
         </w:pBdr>
         <w:jc w:val="both"/>
       </w:pPr>
-      <w:bookmarkStart w:id="29" w:name="_Toc229080350"/>
-      <w:r>
-        <w:lastRenderedPageBreak/>
+      <w:bookmarkStart w:id="30" w:name="_Toc229084981"/>
+      <w:r>
         <w:t>8. Considerações Finais</w:t>
       </w:r>
-      <w:bookmarkEnd w:id="29"/>
+      <w:bookmarkEnd w:id="30"/>
     </w:p>
     <w:p>
       <w:pPr>
@@ -6574,7 +5747,7 @@
       </w:r>
     </w:p>
     <w:sectPr>
-      <w:footerReference w:type="default" r:id="rId9"/>
+      <w:footerReference w:type="default" r:id="rId25"/>
       <w:pgSz w:w="11906" w:h="16838"/>
       <w:pgMar w:top="993" w:right="991" w:bottom="851" w:left="709" w:header="708" w:footer="130" w:gutter="0"/>
       <w:pgNumType w:fmt="numberInDash" w:start="0"/>
@@ -6643,7 +5816,7 @@
           <w:rPr>
             <w:noProof/>
           </w:rPr>
-          <w:t>- 6 -</w:t>
+          <w:t>- 0 -</w:t>
         </w:r>
         <w:r>
           <w:fldChar w:fldCharType="end"/>
@@ -7959,7 +7132,7 @@
 </file>
 
 <file path=customXml/itemProps1.xml><?xml version="1.0" encoding="utf-8"?>
-<ds:datastoreItem xmlns:ds="http://schemas.openxmlformats.org/officeDocument/2006/customXml" ds:itemID="{3C86DB34-2546-4115-93C5-158C7F2D171E}">
+<ds:datastoreItem xmlns:ds="http://schemas.openxmlformats.org/officeDocument/2006/customXml" ds:itemID="{E489192F-DF9D-4405-9951-C178A79BBC53}">
   <ds:schemaRefs>
     <ds:schemaRef ds:uri="http://schemas.openxmlformats.org/officeDocument/2006/bibliography"/>
   </ds:schemaRefs>
